--- a/Spetsifikatsia.docx
+++ b/Spetsifikatsia.docx
@@ -108,7 +108,7 @@
           <w:left w:w="10" w:type="dxa"/>
           <w:right w:w="10" w:type="dxa"/>
         </w:tblCellMar>
-        <w:tblLook w:val="0000" w:firstRow="0" w:lastRow="0" w:firstColumn="0" w:lastColumn="0" w:noHBand="0" w:noVBand="0"/>
+        <w:tblLook w:val="04A0" w:firstRow="1" w:lastRow="0" w:firstColumn="1" w:lastColumn="0" w:noHBand="0" w:noVBand="1"/>
       </w:tblPr>
       <w:tblGrid>
         <w:gridCol w:w="527"/>
@@ -894,7 +894,7 @@
           <w:left w:w="10" w:type="dxa"/>
           <w:right w:w="10" w:type="dxa"/>
         </w:tblCellMar>
-        <w:tblLook w:val="0000" w:firstRow="0" w:lastRow="0" w:firstColumn="0" w:lastColumn="0" w:noHBand="0" w:noVBand="0"/>
+        <w:tblLook w:val="04A0" w:firstRow="1" w:lastRow="0" w:firstColumn="1" w:lastColumn="0" w:noHBand="0" w:noVBand="1"/>
       </w:tblPr>
       <w:tblGrid>
         <w:gridCol w:w="2194"/>
@@ -1242,7 +1242,7 @@
           <w:left w:w="10" w:type="dxa"/>
           <w:right w:w="10" w:type="dxa"/>
         </w:tblCellMar>
-        <w:tblLook w:val="0000" w:firstRow="0" w:lastRow="0" w:firstColumn="0" w:lastColumn="0" w:noHBand="0" w:noVBand="0"/>
+        <w:tblLook w:val="04A0" w:firstRow="1" w:lastRow="0" w:firstColumn="1" w:lastColumn="0" w:noHBand="0" w:noVBand="1"/>
       </w:tblPr>
       <w:tblGrid>
         <w:gridCol w:w="2194"/>
@@ -1477,7 +1477,7 @@
           <w:left w:w="10" w:type="dxa"/>
           <w:right w:w="10" w:type="dxa"/>
         </w:tblCellMar>
-        <w:tblLook w:val="0000" w:firstRow="0" w:lastRow="0" w:firstColumn="0" w:lastColumn="0" w:noHBand="0" w:noVBand="0"/>
+        <w:tblLook w:val="04A0" w:firstRow="1" w:lastRow="0" w:firstColumn="1" w:lastColumn="0" w:noHBand="0" w:noVBand="1"/>
       </w:tblPr>
       <w:tblGrid>
         <w:gridCol w:w="2194"/>
@@ -1918,7 +1918,7 @@
           <w:left w:w="10" w:type="dxa"/>
           <w:right w:w="10" w:type="dxa"/>
         </w:tblCellMar>
-        <w:tblLook w:val="0000" w:firstRow="0" w:lastRow="0" w:firstColumn="0" w:lastColumn="0" w:noHBand="0" w:noVBand="0"/>
+        <w:tblLook w:val="04A0" w:firstRow="1" w:lastRow="0" w:firstColumn="1" w:lastColumn="0" w:noHBand="0" w:noVBand="1"/>
       </w:tblPr>
       <w:tblGrid>
         <w:gridCol w:w="4389"/>
@@ -2122,6 +2122,9 @@
           <w:p>
             <w:pPr>
               <w:spacing w:line="276" w:lineRule="auto"/>
+              <w:rPr>
+                <w:lang w:val="en-US"/>
+              </w:rPr>
             </w:pPr>
             <w:r>
               <w:rPr>
@@ -2158,7 +2161,7 @@
           <w:left w:w="10" w:type="dxa"/>
           <w:right w:w="10" w:type="dxa"/>
         </w:tblCellMar>
-        <w:tblLook w:val="0000" w:firstRow="0" w:lastRow="0" w:firstColumn="0" w:lastColumn="0" w:noHBand="0" w:noVBand="0"/>
+        <w:tblLook w:val="04A0" w:firstRow="1" w:lastRow="0" w:firstColumn="1" w:lastColumn="0" w:noHBand="0" w:noVBand="1"/>
       </w:tblPr>
       <w:tblGrid>
         <w:gridCol w:w="1755"/>
@@ -2192,7 +2195,6 @@
           <w:p>
             <w:pPr>
               <w:spacing w:line="276" w:lineRule="auto"/>
-              <w:jc w:val="center"/>
             </w:pPr>
             <w:r>
               <w:rPr>
@@ -2217,7 +2219,6 @@
           <w:p>
             <w:pPr>
               <w:spacing w:line="276" w:lineRule="auto"/>
-              <w:jc w:val="center"/>
             </w:pPr>
             <w:r>
               <w:rPr>
@@ -2242,7 +2243,6 @@
           <w:p>
             <w:pPr>
               <w:spacing w:line="276" w:lineRule="auto"/>
-              <w:jc w:val="center"/>
             </w:pPr>
             <w:r>
               <w:rPr>
@@ -2267,7 +2267,6 @@
           <w:p>
             <w:pPr>
               <w:spacing w:line="276" w:lineRule="auto"/>
-              <w:jc w:val="center"/>
             </w:pPr>
             <w:r>
               <w:rPr>
@@ -2292,7 +2291,6 @@
           <w:p>
             <w:pPr>
               <w:spacing w:line="276" w:lineRule="auto"/>
-              <w:jc w:val="center"/>
             </w:pPr>
             <w:r>
               <w:rPr>
@@ -2554,7 +2552,15 @@
       </w:pPr>
       <w:r>
         <w:lastRenderedPageBreak/>
-        <w:t>Обратное действие также работает: клик по ячейке (i, j) таблицы выделяет соответствующее ребро на холсте; клик по заголовку строки или столбца i выделяет вершину i. Выделение сбрасывается кликом по пустому месту на холсте.</w:t>
+        <w:t xml:space="preserve">Обратное действие также работает: клик по ячейке (i, j) таблицы выделяет соответствующее ребро на холсте; клик по заголовку строки i или столбца j выделяет всю строку i (или весь столбец j) в таблице и вершину i (или j) вместе со всеми её исходящими или входящими рёбрами на холсте. Выделение сбрасывается кликом по пустому месту на холсте или нажатием клавиши </w:t>
+      </w:r>
+      <w:proofErr w:type="spellStart"/>
+      <w:r>
+        <w:t>Esc</w:t>
+      </w:r>
+      <w:proofErr w:type="spellEnd"/>
+      <w:r>
+        <w:t>.</w:t>
       </w:r>
     </w:p>
     <w:p>
@@ -2608,7 +2614,7 @@
           <w:left w:w="10" w:type="dxa"/>
           <w:right w:w="10" w:type="dxa"/>
         </w:tblCellMar>
-        <w:tblLook w:val="0000" w:firstRow="0" w:lastRow="0" w:firstColumn="0" w:lastColumn="0" w:noHBand="0" w:noVBand="0"/>
+        <w:tblLook w:val="04A0" w:firstRow="1" w:lastRow="0" w:firstColumn="1" w:lastColumn="0" w:noHBand="0" w:noVBand="1"/>
       </w:tblPr>
       <w:tblGrid>
         <w:gridCol w:w="1931"/>
@@ -3323,6 +3329,7 @@
           <w:sz w:val="28"/>
           <w:szCs w:val="28"/>
         </w:rPr>
+        <w:lastRenderedPageBreak/>
         <w:t>1.2.5 Подсветка</w:t>
       </w:r>
       <w:r>
@@ -3343,7 +3350,6 @@
         <w:jc w:val="both"/>
       </w:pPr>
       <w:r>
-        <w:lastRenderedPageBreak/>
         <w:t>На каждом шаге алгоритма в таблице 2 и на холсте 2 подсвечиваются элементы, задействованные в текущей итерации циклов (k, i, j):</w:t>
       </w:r>
     </w:p>
@@ -3567,7 +3573,11 @@
       </w:r>
       <w:proofErr w:type="gramEnd"/>
       <w:r>
-        <w:t xml:space="preserve"> если на каком-либо шаге алгоритма пара вершин остаётся недостижимой, ребро между ними на холсте 2 не рисуется. По мере выполнения алгоритма рёбра могут появляться (если ранее «</w:t>
+        <w:t xml:space="preserve"> если на каком-либо шаге алгоритма пара вершин остаётся недостижимой, ребро между ними на холсте 2 не рисуется. По мере выполнения </w:t>
+      </w:r>
+      <w:r>
+        <w:lastRenderedPageBreak/>
+        <w:t>алгоритма рёбра могут появляться (если ранее «</w:t>
       </w:r>
       <w:proofErr w:type="spellStart"/>
       <w:r>
@@ -3575,11 +3585,7 @@
       </w:r>
       <w:proofErr w:type="spellEnd"/>
       <w:r>
-        <w:t xml:space="preserve">» заменяется числом) или исчезать </w:t>
-      </w:r>
-      <w:r>
-        <w:lastRenderedPageBreak/>
-        <w:t>(если ранее существовавшее ребро заменяется «</w:t>
+        <w:t>» заменяется числом) или исчезать (если ранее существовавшее ребро заменяется «</w:t>
       </w:r>
       <w:proofErr w:type="spellStart"/>
       <w:r>
@@ -3631,7 +3637,7 @@
         <w:jc w:val="both"/>
       </w:pPr>
       <w:r>
-        <w:t>Ниже перечислены все действия, которые пользователь может выполнить в программе. Каждое действие имеет однозначный триггер (кнопка, клик мыши, ввод с клавиатуры) и однозначный результат. Этот перечень является исчерпывающим — никаких других действий программа не поддерживает.</w:t>
+        <w:t>Ниже перечислены все действия, которые пользователь может выполнить в программе. Каждое действие может запускаться одним или несколькими способами (кнопка на панели управления, клик мыши, нажатие клавиши на клавиатуре) и имеет один результат. Этот перечень является исчерпывающим — никаких других действий программа не поддерживает.</w:t>
       </w:r>
     </w:p>
     <w:tbl>
@@ -3649,7 +3655,7 @@
           <w:left w:w="10" w:type="dxa"/>
           <w:right w:w="10" w:type="dxa"/>
         </w:tblCellMar>
-        <w:tblLook w:val="0000" w:firstRow="0" w:lastRow="0" w:firstColumn="0" w:lastColumn="0" w:noHBand="0" w:noVBand="0"/>
+        <w:tblLook w:val="04A0" w:firstRow="1" w:lastRow="0" w:firstColumn="1" w:lastColumn="0" w:noHBand="0" w:noVBand="1"/>
       </w:tblPr>
       <w:tblGrid>
         <w:gridCol w:w="462"/>
@@ -3852,7 +3858,7 @@
                 <w:sz w:val="22"/>
                 <w:szCs w:val="22"/>
               </w:rPr>
-              <w:t>Кнопка «Шаг вперёд»</w:t>
+              <w:t>Кнопка «Шаг вперёд» или клавиша → (стрелка вправо) на клавиатуре</w:t>
             </w:r>
           </w:p>
         </w:tc>
@@ -3955,7 +3961,7 @@
                 <w:sz w:val="22"/>
                 <w:szCs w:val="22"/>
               </w:rPr>
-              <w:t>Кнопка «Шаг назад»</w:t>
+              <w:t>Кнопка «Шаг назад» или клавиша ← (стрелка влево) на клавиатуре</w:t>
             </w:r>
           </w:p>
         </w:tc>
@@ -4456,6 +4462,7 @@
                 <w:sz w:val="22"/>
                 <w:szCs w:val="22"/>
               </w:rPr>
+              <w:lastRenderedPageBreak/>
               <w:t>7</w:t>
             </w:r>
           </w:p>
@@ -4559,7 +4566,6 @@
                 <w:sz w:val="22"/>
                 <w:szCs w:val="22"/>
               </w:rPr>
-              <w:lastRenderedPageBreak/>
               <w:t>8</w:t>
             </w:r>
           </w:p>
@@ -5210,6 +5216,7 @@
                 <w:sz w:val="22"/>
                 <w:szCs w:val="22"/>
               </w:rPr>
+              <w:lastRenderedPageBreak/>
               <w:t>14</w:t>
             </w:r>
           </w:p>
@@ -5313,7 +5320,6 @@
                 <w:sz w:val="22"/>
                 <w:szCs w:val="22"/>
               </w:rPr>
-              <w:lastRenderedPageBreak/>
               <w:t>15</w:t>
             </w:r>
           </w:p>
@@ -5543,6 +5549,109 @@
                 <w:sz w:val="22"/>
                 <w:szCs w:val="22"/>
               </w:rPr>
+              <w:t>Выделить строку/столбец в таблице</w:t>
+            </w:r>
+          </w:p>
+        </w:tc>
+        <w:tc>
+          <w:tcPr>
+            <w:tcW w:w="1400" w:type="pct"/>
+            <w:tcMar>
+              <w:top w:w="80" w:type="dxa"/>
+              <w:left w:w="120" w:type="dxa"/>
+              <w:bottom w:w="80" w:type="dxa"/>
+              <w:right w:w="120" w:type="dxa"/>
+            </w:tcMar>
+          </w:tcPr>
+          <w:p>
+            <w:pPr>
+              <w:spacing w:line="276" w:lineRule="auto"/>
+            </w:pPr>
+            <w:r>
+              <w:rPr>
+                <w:sz w:val="22"/>
+                <w:szCs w:val="22"/>
+              </w:rPr>
+              <w:t>Клик по заголовку строки i или столбца j в таблице 1 или таблице 2</w:t>
+            </w:r>
+          </w:p>
+        </w:tc>
+        <w:tc>
+          <w:tcPr>
+            <w:tcW w:w="2250" w:type="pct"/>
+            <w:tcMar>
+              <w:top w:w="80" w:type="dxa"/>
+              <w:left w:w="120" w:type="dxa"/>
+              <w:bottom w:w="80" w:type="dxa"/>
+              <w:right w:w="120" w:type="dxa"/>
+            </w:tcMar>
+          </w:tcPr>
+          <w:p>
+            <w:pPr>
+              <w:spacing w:line="276" w:lineRule="auto"/>
+            </w:pPr>
+            <w:r>
+              <w:rPr>
+                <w:sz w:val="22"/>
+                <w:szCs w:val="22"/>
+              </w:rPr>
+              <w:t>Подсвечивается вся строка i (или весь столбец j) таблицы. На соответствующем холсте выделяется вершина i (или j) и все рёбра, исходящие из этой вершины (для строки) или входящие в неё (для столбца).</w:t>
+            </w:r>
+          </w:p>
+        </w:tc>
+      </w:tr>
+      <w:tr>
+        <w:tblPrEx>
+          <w:tblCellMar>
+            <w:top w:w="0" w:type="dxa"/>
+            <w:bottom w:w="0" w:type="dxa"/>
+          </w:tblCellMar>
+        </w:tblPrEx>
+        <w:trPr>
+          <w:cantSplit/>
+        </w:trPr>
+        <w:tc>
+          <w:tcPr>
+            <w:tcW w:w="250" w:type="pct"/>
+            <w:tcMar>
+              <w:top w:w="80" w:type="dxa"/>
+              <w:left w:w="120" w:type="dxa"/>
+              <w:bottom w:w="80" w:type="dxa"/>
+              <w:right w:w="120" w:type="dxa"/>
+            </w:tcMar>
+          </w:tcPr>
+          <w:p>
+            <w:pPr>
+              <w:spacing w:line="276" w:lineRule="auto"/>
+            </w:pPr>
+            <w:r>
+              <w:rPr>
+                <w:sz w:val="22"/>
+                <w:szCs w:val="22"/>
+              </w:rPr>
+              <w:t>18</w:t>
+            </w:r>
+          </w:p>
+        </w:tc>
+        <w:tc>
+          <w:tcPr>
+            <w:tcW w:w="1100" w:type="pct"/>
+            <w:tcMar>
+              <w:top w:w="80" w:type="dxa"/>
+              <w:left w:w="120" w:type="dxa"/>
+              <w:bottom w:w="80" w:type="dxa"/>
+              <w:right w:w="120" w:type="dxa"/>
+            </w:tcMar>
+          </w:tcPr>
+          <w:p>
+            <w:pPr>
+              <w:spacing w:line="276" w:lineRule="auto"/>
+            </w:pPr>
+            <w:r>
+              <w:rPr>
+                <w:sz w:val="22"/>
+                <w:szCs w:val="22"/>
+              </w:rPr>
               <w:t>Снять выделение</w:t>
             </w:r>
           </w:p>
@@ -5566,7 +5675,23 @@
                 <w:sz w:val="22"/>
                 <w:szCs w:val="22"/>
               </w:rPr>
-              <w:t>Клик левой кнопкой мыши по пустому месту на холсте</w:t>
+              <w:t xml:space="preserve">Клик левой кнопкой мыши по пустому месту на холсте или клавиша </w:t>
+            </w:r>
+            <w:proofErr w:type="spellStart"/>
+            <w:r>
+              <w:rPr>
+                <w:sz w:val="22"/>
+                <w:szCs w:val="22"/>
+              </w:rPr>
+              <w:t>Esc</w:t>
+            </w:r>
+            <w:proofErr w:type="spellEnd"/>
+            <w:r>
+              <w:rPr>
+                <w:sz w:val="22"/>
+                <w:szCs w:val="22"/>
+              </w:rPr>
+              <w:t xml:space="preserve"> на клавиатуре</w:t>
             </w:r>
           </w:p>
         </w:tc>
@@ -5720,23 +5845,7 @@
           <w:szCs w:val="22"/>
           <w:lang w:val="en-US"/>
         </w:rPr>
-        <w:t>,2</w:t>
-      </w:r>
-      <w:r>
-        <w:rPr>
-          <w:sz w:val="22"/>
-          <w:szCs w:val="22"/>
-          <w:lang w:val="en-US"/>
-        </w:rPr>
-        <w:br/>
-      </w:r>
-      <w:r>
-        <w:rPr>
-          <w:sz w:val="22"/>
-          <w:szCs w:val="22"/>
-          <w:lang w:val="en-US"/>
-        </w:rPr>
-        <w:t>inf,0,</w:t>
+        <w:t>,2 inf,0,</w:t>
       </w:r>
       <w:proofErr w:type="gramStart"/>
       <w:r>
@@ -5754,7 +5863,7 @@
           <w:szCs w:val="22"/>
           <w:lang w:val="en-US"/>
         </w:rPr>
-        <w:br/>
+        <w:t xml:space="preserve"> </w:t>
       </w:r>
       <w:proofErr w:type="gramStart"/>
       <w:r>
@@ -5772,15 +5881,7 @@
           <w:szCs w:val="22"/>
           <w:lang w:val="en-US"/>
         </w:rPr>
-        <w:t>,0,1</w:t>
-      </w:r>
-      <w:r>
-        <w:rPr>
-          <w:sz w:val="22"/>
-          <w:szCs w:val="22"/>
-          <w:lang w:val="en-US"/>
-        </w:rPr>
-        <w:br/>
+        <w:t xml:space="preserve">,0,1 </w:t>
       </w:r>
       <w:proofErr w:type="gramStart"/>
       <w:r>
@@ -5808,6 +5909,7 @@
         <w:jc w:val="both"/>
       </w:pPr>
       <w:r>
+        <w:lastRenderedPageBreak/>
         <w:t>Здесь, например, значение «5» в первой строке означает, что кратчайшее расстояние от вершины 0 до вершины 1 равно 5; значение «</w:t>
       </w:r>
       <w:proofErr w:type="spellStart"/>
@@ -5832,7 +5934,7 @@
           <w:sz w:val="28"/>
           <w:szCs w:val="28"/>
         </w:rPr>
-        <w:t>1.3.2  Логи программы</w:t>
+        <w:t>1.3.2 Логи программы</w:t>
       </w:r>
     </w:p>
     <w:p>
@@ -5867,7 +5969,6 @@
         <w:jc w:val="both"/>
       </w:pPr>
       <w:r>
-        <w:lastRenderedPageBreak/>
         <w:t>где ТИП — одно из значений: INFO (информационное сообщение), ACTION (действие пользователя), STATE (изменение состояния алгоритма), ERROR (ошибка).</w:t>
       </w:r>
     </w:p>
@@ -5912,7 +6013,7 @@
           <w:left w:w="10" w:type="dxa"/>
           <w:right w:w="10" w:type="dxa"/>
         </w:tblCellMar>
-        <w:tblLook w:val="0000" w:firstRow="0" w:lastRow="0" w:firstColumn="0" w:lastColumn="0" w:noHBand="0" w:noVBand="0"/>
+        <w:tblLook w:val="04A0" w:firstRow="1" w:lastRow="0" w:firstColumn="1" w:lastColumn="0" w:noHBand="0" w:noVBand="1"/>
       </w:tblPr>
       <w:tblGrid>
         <w:gridCol w:w="2633"/>
@@ -6293,6 +6394,7 @@
         <w:jc w:val="both"/>
       </w:pPr>
       <w:r>
+        <w:lastRenderedPageBreak/>
         <w:t>Событие — любое значимое изменение в работе программы, которое записывается в лог. Ниже перечислены все типы событий, фиксируемые программой.</w:t>
       </w:r>
     </w:p>
@@ -6311,7 +6413,7 @@
           <w:left w:w="10" w:type="dxa"/>
           <w:right w:w="10" w:type="dxa"/>
         </w:tblCellMar>
-        <w:tblLook w:val="0000" w:firstRow="0" w:lastRow="0" w:firstColumn="0" w:lastColumn="0" w:noHBand="0" w:noVBand="0"/>
+        <w:tblLook w:val="04A0" w:firstRow="1" w:lastRow="0" w:firstColumn="1" w:lastColumn="0" w:noHBand="0" w:noVBand="1"/>
       </w:tblPr>
       <w:tblGrid>
         <w:gridCol w:w="1931"/>
@@ -6699,7 +6801,6 @@
                 <w:sz w:val="22"/>
                 <w:szCs w:val="22"/>
               </w:rPr>
-              <w:lastRenderedPageBreak/>
               <w:t>Изменение ячейки</w:t>
             </w:r>
           </w:p>
@@ -7548,6 +7649,7 @@
                 <w:sz w:val="22"/>
                 <w:szCs w:val="22"/>
               </w:rPr>
+              <w:lastRenderedPageBreak/>
               <w:t>Ошибка ввода-вывода</w:t>
             </w:r>
           </w:p>
@@ -7677,7 +7779,6 @@
         <w:jc w:val="both"/>
       </w:pPr>
       <w:r>
-        <w:lastRenderedPageBreak/>
         <w:t>Холст 2 по завершении алгоритма отображает итоговый граф кратчайших путей: вершины и рёбра, веса которых отличны от «</w:t>
       </w:r>
       <w:proofErr w:type="spellStart"/>
@@ -7754,7 +7855,7 @@
           <w:left w:w="10" w:type="dxa"/>
           <w:right w:w="10" w:type="dxa"/>
         </w:tblCellMar>
-        <w:tblLook w:val="0000" w:firstRow="0" w:lastRow="0" w:firstColumn="0" w:lastColumn="0" w:noHBand="0" w:noVBand="0"/>
+        <w:tblLook w:val="04A0" w:firstRow="1" w:lastRow="0" w:firstColumn="1" w:lastColumn="0" w:noHBand="0" w:noVBand="1"/>
       </w:tblPr>
       <w:tblGrid>
         <w:gridCol w:w="1316"/>
@@ -8009,7 +8110,7 @@
                 <w:sz w:val="22"/>
                 <w:szCs w:val="22"/>
               </w:rPr>
-              <w:t>Минимальный набор функций, связанных с работой алгоритма и графического интерфейса. Выполнение алгоритма по шагам в одну сторону (только вперёд).</w:t>
+              <w:t>Минимальный набор функций, связанных с работой алгоритма и графического интерфейса. Вывод готового результата работы алгоритма (итоговая матрица кратчайших расстояний в таблице 2 и итоговый граф кратчайших путей на холсте 2). Все элементы интерфейса присутствуют, часть кнопок неактивна.</w:t>
             </w:r>
           </w:p>
         </w:tc>
@@ -8089,7 +8190,7 @@
                 <w:sz w:val="22"/>
                 <w:szCs w:val="22"/>
               </w:rPr>
-              <w:t>Сохранение в файл и загрузка из файла. Выделение текущих элементов алгоритма на таблицах и холстах. Поле описания шага.</w:t>
+              <w:t>Пошаговое выполнение алгоритма (только вперёд). Сохранение в файл и загрузка из файла. Выделение текущих элементов алгоритма на таблицах и холстах. Поле описания шага.</w:t>
             </w:r>
           </w:p>
         </w:tc>
@@ -8123,6 +8224,7 @@
                 <w:sz w:val="22"/>
                 <w:szCs w:val="22"/>
               </w:rPr>
+              <w:lastRenderedPageBreak/>
               <w:t>17.07.2026</w:t>
             </w:r>
           </w:p>
@@ -8368,19 +8470,63 @@
         <w:jc w:val="both"/>
       </w:pPr>
       <w:r>
-        <w:t xml:space="preserve">Прототип демонстрирует базовую работу алгоритма и графического интерфейса. Пользователь вводит матрицу смежности вручную через таблицу 1 (загрузка из файла пока недоступна). На холсте 1 отображается введённый граф. Пользователь может нажимать кнопку «Шаг вперёд» для выполнения одной итерации алгоритма; таблица 2 и холст 2 обновляются. Кнопка «Шаг назад» отсутствует (она появится в версии 2). Кнопки «Пуск / Пауза», «Шаг N», «Скорость </w:t>
+        <w:t>Прототип демонстрирует базовую работу алгоритма и графического интерфейса: пользователь вводит граф в таблицу 1 вручную, программа выполняет алгоритм Флойда‑</w:t>
       </w:r>
       <w:proofErr w:type="spellStart"/>
       <w:r>
+        <w:t>Уоршалла</w:t>
+      </w:r>
+      <w:proofErr w:type="spellEnd"/>
+      <w:r>
+        <w:t xml:space="preserve"> до конца и выводит готовый результат — итоговую матрицу кратчайших расстояний в таблице 2 и итоговый граф кратчайших путей на холсте 2. Пошаговое выполнение алгоритма в прототипе не поддерживается.</w:t>
+      </w:r>
+    </w:p>
+    <w:p>
+      <w:pPr>
+        <w:spacing w:after="80"/>
+        <w:ind w:firstLine="480"/>
+        <w:jc w:val="both"/>
+      </w:pPr>
+      <w:r>
+        <w:t>Все элементы графического интерфейса присутствуют в прототипе с самого начала: оба холста, обе таблицы, все десять кнопок панели управления, поле описания шага и панель логов. Однако часть элементов неактивна или не выполняет действий.</w:t>
+      </w:r>
+    </w:p>
+    <w:p>
+      <w:pPr>
+        <w:spacing w:after="80"/>
+        <w:ind w:firstLine="480"/>
+        <w:jc w:val="both"/>
+      </w:pPr>
+      <w:r>
+        <w:t xml:space="preserve">Неактивные кнопки: «Шаг вперёд», «Шаг назад», «Шаг N», «Скорость </w:t>
+      </w:r>
+      <w:proofErr w:type="spellStart"/>
+      <w:r>
         <w:t>kx</w:t>
       </w:r>
       <w:proofErr w:type="spellEnd"/>
       <w:r>
-        <w:t xml:space="preserve">» доступны. Подсветка текущих </w:t>
-      </w:r>
-      <w:r>
-        <w:lastRenderedPageBreak/>
-        <w:t>элементов на этом этапе отсутствует (появится в версии 1). Когда алгоритм доходит до последнего шага, таблица 2 содержит итоговую матрицу кратчайших расстояний.</w:t>
+        <w:t>», «Ввод из файла», «Сохранение». Эти кнопки отображаются на панели, но нажатие на них не приводит ни к какому результату.</w:t>
+      </w:r>
+    </w:p>
+    <w:p>
+      <w:pPr>
+        <w:spacing w:after="80"/>
+        <w:ind w:firstLine="480"/>
+        <w:jc w:val="both"/>
+      </w:pPr>
+      <w:r>
+        <w:t>Активные кнопки: «Пуск / Пауза» (запускает алгоритм до завершения, без пошаговой визуализации — после нажатия таблица 2 и холст 2 сразу отображают итоговый результат), «Сброс» (очищает таблицу 2 и холст 2, возвращая их к исходному состоянию — таблица 2 снова совпадает с таблицей 1), «Добавить вершину», «Удалить вершину».</w:t>
+      </w:r>
+    </w:p>
+    <w:p>
+      <w:pPr>
+        <w:spacing w:after="80"/>
+        <w:ind w:firstLine="480"/>
+        <w:jc w:val="both"/>
+      </w:pPr>
+      <w:r>
+        <w:t>Поле описания шага в прототипе пусто (или содержит сообщение «Алгоритм не запущен» до выполнения и «Алгоритм завершён» — после). Подсветка текущих элементов алгоритма отсутствует, так как пошаговое выполнение не реализовано. Панель логов работает и фиксирует запуск программы, запуск алгоритма, добавление/удаление вершин и завершение алгоритма.</w:t>
       </w:r>
     </w:p>
     <w:p>
@@ -8406,7 +8552,7 @@
         <w:jc w:val="both"/>
       </w:pPr>
       <w:r>
-        <w:t>Версия 1 расширяет прототип тремя возможностями: загрузкой и сохранением файлов, подсветкой текущих элементов алгоритма и полем описания шага. Выполнение алгоритма в версии 1 выглядит следующим образом.</w:t>
+        <w:t>Версия 1 добавляет к прототипу пошаговое выполнение алгоритма, загрузку и сохранение файлов, подсветку текущих элементов алгоритма и заполнение поля описания шага. Выполнение алгоритма в версии 1 выглядит следующим образом.</w:t>
       </w:r>
     </w:p>
     <w:p>
@@ -8416,6 +8562,7 @@
         <w:jc w:val="both"/>
       </w:pPr>
       <w:r>
+        <w:lastRenderedPageBreak/>
         <w:t>Исходное состояние. Пользователь задаёт граф одним из двух способов: редактирует таблицу 1 вручную (как в прототипе) или нажимает кнопку «Ввод из файла» и выбирает CSV-файл с матрицей смежности. После загрузки файла таблица 1 заполняется значениями, холст 1 перерисовывается. Таблица 2 на этом этапе совпадает с таблицей 1 (алгоритм ещё не запущен); холст 2 отображает тот же граф, что и холст 1. Поле описания шага пусто или содержит сообщение «Алгоритм не запущен». Программа находится в состоянии «Ожидание ввода».</w:t>
       </w:r>
     </w:p>
@@ -8506,11 +8653,7 @@
       </w:r>
       <w:proofErr w:type="spellEnd"/>
       <w:r>
-        <w:t xml:space="preserve">). Кнопки «Шаг вперёд», «Пуск / Пауза», «Шаг N» становятся неактивными; кнопка «Шаг назад» остаётся неактивной до версии 2. Пользователь </w:t>
-      </w:r>
-      <w:r>
-        <w:lastRenderedPageBreak/>
-        <w:t>может нажать «Сброс» (алгоритм возвращается в исходное состояние) или «Сохранение» (открывается диалог выбора файла; итоговая матрица сохраняется в CSV, логи — в текстовый файл).</w:t>
+        <w:t>). Кнопки «Шаг вперёд», «Пуск / Пауза», «Шаг N» становятся неактивными; кнопка «Шаг назад» остаётся неактивной до версии 2. Пользователь может нажать «Сброс» (алгоритм возвращается в исходное состояние) или «Сохранение» (открывается диалог выбора файла; итоговая матрица сохраняется в CSV, логи — в текстовый файл).</w:t>
       </w:r>
     </w:p>
     <w:p>
@@ -8520,7 +8663,11 @@
         <w:jc w:val="both"/>
       </w:pPr>
       <w:r>
-        <w:t>Что НЕ входит в версию 1. Движение назад по шагам (кнопка «Шаг назад») появится только в версии 2; до этого момента вернуться к предыдущему состоянию можно только кнопкой «Сброс» (которая откатывает алгоритм к началу, а не на один шаг). Сохранение логов в файл появится в версии 2; в версии 1 логи отображаются в панели, но не сохраняются.</w:t>
+        <w:t xml:space="preserve">Что НЕ входит в версию 1. Кнопка «Шаг назад» присутствует на панели, но остаётся неактивной; движение назад по шагам появится в версии 2. До этого момента вернуться к предыдущему состоянию можно только кнопкой «Сброс» (которая </w:t>
+      </w:r>
+      <w:r>
+        <w:lastRenderedPageBreak/>
+        <w:t>откатывает алгоритм к началу, а не на один шаг). Сохранение логов в файл появится в версии 2; в версии 1 логи отображаются в панели, но не сохраняются.</w:t>
       </w:r>
     </w:p>
     <w:p>
@@ -8554,6 +8701,7 @@
         <w:pStyle w:val="2"/>
         <w:spacing w:before="280" w:after="140"/>
       </w:pPr>
+      <w:proofErr w:type="gramStart"/>
       <w:r>
         <w:rPr>
           <w:b/>
@@ -8562,8 +8710,9 @@
           <w:sz w:val="28"/>
           <w:szCs w:val="28"/>
         </w:rPr>
-        <w:t>2.2 Распределение</w:t>
-      </w:r>
+        <w:t>2.2  Распределение</w:t>
+      </w:r>
+      <w:proofErr w:type="gramEnd"/>
       <w:r>
         <w:rPr>
           <w:b/>
@@ -8754,7 +8903,6 @@
         <w:ind w:left="567" w:hanging="283"/>
       </w:pPr>
       <w:r>
-        <w:lastRenderedPageBreak/>
         <w:t xml:space="preserve">•  Написать </w:t>
       </w:r>
       <w:proofErr w:type="spellStart"/>
@@ -8776,7 +8924,7 @@
       </w:r>
     </w:p>
     <w:sectPr>
-      <w:footerReference w:type="default" r:id="rId8"/>
+      <w:footerReference w:type="default" r:id="rId7"/>
       <w:pgSz w:w="11906" w:h="16838"/>
       <w:pgMar w:top="1440" w:right="1417" w:bottom="1440" w:left="1701" w:header="708" w:footer="708" w:gutter="0"/>
       <w:cols w:space="720"/>
@@ -8885,10 +9033,10 @@
 <file path=word/numbering.xml><?xml version="1.0" encoding="utf-8"?>
 <w:numbering xmlns:wpc="http://schemas.microsoft.com/office/word/2010/wordprocessingCanvas" xmlns:cx="http://schemas.microsoft.com/office/drawing/2014/chartex" xmlns:cx1="http://schemas.microsoft.com/office/drawing/2015/9/8/chartex" xmlns:cx2="http://schemas.microsoft.com/office/drawing/2015/10/21/chartex" xmlns:cx3="http://schemas.microsoft.com/office/drawing/2016/5/9/chartex" xmlns:cx4="http://schemas.microsoft.com/office/drawing/2016/5/10/chartex" xmlns:cx5="http://schemas.microsoft.com/office/drawing/2016/5/11/chartex" xmlns:cx6="http://schemas.microsoft.com/office/drawing/2016/5/12/chartex" xmlns:cx7="http://schemas.microsoft.com/office/drawing/2016/5/13/chartex" xmlns:cx8="http://schemas.microsoft.com/office/drawing/2016/5/14/chartex" xmlns:mc="http://schemas.openxmlformats.org/markup-compatibility/2006" xmlns:aink="http://schemas.microsoft.com/office/drawing/2016/ink" xmlns:am3d="http://schemas.microsoft.com/office/drawing/2017/model3d" xmlns:o="urn:schemas-microsoft-com:office:office" xmlns:oel="http://schemas.microsoft.com/office/2019/extlst" xmlns:r="http://schemas.openxmlformats.org/officeDocument/2006/relationships" xmlns:m="http://schemas.openxmlformats.org/officeDocument/2006/math" xmlns:v="urn:schemas-microsoft-com:vml" xmlns:wp14="http://schemas.microsoft.com/office/word/2010/wordprocessingDrawing" xmlns:wp="http://schemas.openxmlformats.org/drawingml/2006/wordprocessingDrawing" xmlns:w10="urn:schemas-microsoft-com:office:word" xmlns:w="http://schemas.openxmlformats.org/wordprocessingml/2006/main" xmlns:w14="http://schemas.microsoft.com/office/word/2010/wordml" xmlns:w15="http://schemas.microsoft.com/office/word/2012/wordml" xmlns:w16cex="http://schemas.microsoft.com/office/word/2018/wordml/cex" xmlns:w16cid="http://schemas.microsoft.com/office/word/2016/wordml/cid" xmlns:w16="http://schemas.microsoft.com/office/word/2018/wordml" xmlns:w16du="http://schemas.microsoft.com/office/word/2023/wordml/word16du" xmlns:w16sdtdh="http://schemas.microsoft.com/office/word/2020/wordml/sdtdatahash" xmlns:w16sdtfl="http://schemas.microsoft.com/office/word/2024/wordml/sdtformatlock" xmlns:w16se="http://schemas.microsoft.com/office/word/2015/wordml/symex" xmlns:wpg="http://schemas.microsoft.com/office/word/2010/wordprocessingGroup" xmlns:wpi="http://schemas.microsoft.com/office/word/2010/wordprocessingInk" xmlns:wne="http://schemas.microsoft.com/office/word/2006/wordml" xmlns:wps="http://schemas.microsoft.com/office/word/2010/wordprocessingShape" mc:Ignorable="w14 w15 w16se w16cid w16 w16cex w16sdtdh w16sdtfl w16du wp14">
   <w:abstractNum w:abstractNumId="0" w15:restartNumberingAfterBreak="0">
-    <w:nsid w:val="59293B5D"/>
+    <w:nsid w:val="1D0B5F09"/>
     <w:multiLevelType w:val="hybridMultilevel"/>
-    <w:tmpl w:val="28464E7E"/>
-    <w:lvl w:ilvl="0" w:tplc="AFA27138">
+    <w:tmpl w:val="7B8298F6"/>
+    <w:lvl w:ilvl="0" w:tplc="AB1A71E4">
       <w:start w:val="1"/>
       <w:numFmt w:val="bullet"/>
       <w:lvlText w:val="●"/>
@@ -8897,7 +9045,7 @@
         <w:ind w:left="720" w:hanging="360"/>
       </w:pPr>
     </w:lvl>
-    <w:lvl w:ilvl="1" w:tplc="F2065FEA">
+    <w:lvl w:ilvl="1" w:tplc="C118620C">
       <w:start w:val="1"/>
       <w:numFmt w:val="bullet"/>
       <w:lvlText w:val="○"/>
@@ -8906,7 +9054,7 @@
         <w:ind w:left="1440" w:hanging="360"/>
       </w:pPr>
     </w:lvl>
-    <w:lvl w:ilvl="2" w:tplc="29A29B20">
+    <w:lvl w:ilvl="2" w:tplc="F176F56A">
       <w:start w:val="1"/>
       <w:numFmt w:val="bullet"/>
       <w:lvlText w:val="■"/>
@@ -8915,7 +9063,7 @@
         <w:ind w:left="2160" w:hanging="360"/>
       </w:pPr>
     </w:lvl>
-    <w:lvl w:ilvl="3" w:tplc="A3BA9C38">
+    <w:lvl w:ilvl="3" w:tplc="AF5628E8">
       <w:start w:val="1"/>
       <w:numFmt w:val="bullet"/>
       <w:lvlText w:val="●"/>
@@ -8924,7 +9072,7 @@
         <w:ind w:left="2880" w:hanging="360"/>
       </w:pPr>
     </w:lvl>
-    <w:lvl w:ilvl="4" w:tplc="9AC2AE2C">
+    <w:lvl w:ilvl="4" w:tplc="C46AA19C">
       <w:start w:val="1"/>
       <w:numFmt w:val="bullet"/>
       <w:lvlText w:val="○"/>
@@ -8933,7 +9081,7 @@
         <w:ind w:left="3600" w:hanging="360"/>
       </w:pPr>
     </w:lvl>
-    <w:lvl w:ilvl="5" w:tplc="56403686">
+    <w:lvl w:ilvl="5" w:tplc="840670D6">
       <w:start w:val="1"/>
       <w:numFmt w:val="bullet"/>
       <w:lvlText w:val="■"/>
@@ -8942,7 +9090,7 @@
         <w:ind w:left="4320" w:hanging="360"/>
       </w:pPr>
     </w:lvl>
-    <w:lvl w:ilvl="6" w:tplc="3D16BD98">
+    <w:lvl w:ilvl="6" w:tplc="41E0BA7E">
       <w:start w:val="1"/>
       <w:numFmt w:val="bullet"/>
       <w:lvlText w:val="●"/>
@@ -8951,7 +9099,7 @@
         <w:ind w:left="5040" w:hanging="360"/>
       </w:pPr>
     </w:lvl>
-    <w:lvl w:ilvl="7" w:tplc="17F223A4">
+    <w:lvl w:ilvl="7" w:tplc="1E945F46">
       <w:start w:val="1"/>
       <w:numFmt w:val="bullet"/>
       <w:lvlText w:val="●"/>
@@ -8960,7 +9108,7 @@
         <w:ind w:left="5760" w:hanging="360"/>
       </w:pPr>
     </w:lvl>
-    <w:lvl w:ilvl="8" w:tplc="916C479A">
+    <w:lvl w:ilvl="8" w:tplc="9D30D648">
       <w:start w:val="1"/>
       <w:numFmt w:val="bullet"/>
       <w:lvlText w:val="●"/>
@@ -8970,7 +9118,7 @@
       </w:pPr>
     </w:lvl>
   </w:abstractNum>
-  <w:num w:numId="1" w16cid:durableId="67970130">
+  <w:num w:numId="1" w16cid:durableId="1060057484">
     <w:abstractNumId w:val="0"/>
     <w:lvlOverride w:ilvl="0">
       <w:startOverride w:val="1"/>
@@ -9900,16 +10048,4 @@
     </a:ext>
   </a:extLst>
 </a:theme>
-</file>
-
-<file path=customXml/item1.xml><?xml version="1.0" encoding="utf-8"?>
-<b:Sources xmlns:b="http://schemas.openxmlformats.org/officeDocument/2006/bibliography" xmlns="http://schemas.openxmlformats.org/officeDocument/2006/bibliography" SelectedStyle="\APASixthEditionOfficeOnline.xsl" StyleName="APA" Version="6"/>
-</file>
-
-<file path=customXml/itemProps1.xml><?xml version="1.0" encoding="utf-8"?>
-<ds:datastoreItem xmlns:ds="http://schemas.openxmlformats.org/officeDocument/2006/customXml" ds:itemID="{E9864C6E-EF06-4292-A65A-C148AB3497C6}">
-  <ds:schemaRefs>
-    <ds:schemaRef ds:uri="http://schemas.openxmlformats.org/officeDocument/2006/bibliography"/>
-  </ds:schemaRefs>
-</ds:datastoreItem>
 </file>
--- a/Spetsifikatsia.docx
+++ b/Spetsifikatsia.docx
@@ -46,15 +46,7 @@
           <w:bCs/>
           <w:color w:val="000000"/>
         </w:rPr>
-        <w:t>1.1 Требования</w:t>
-      </w:r>
-      <w:r>
-        <w:rPr>
-          <w:b/>
-          <w:bCs/>
-          <w:color w:val="000000"/>
-        </w:rPr>
-        <w:t xml:space="preserve"> к вводу исходных данных</w:t>
+        <w:t>1.1 Требования к вводу исходных данных</w:t>
       </w:r>
     </w:p>
     <w:p>
@@ -80,17 +72,7 @@
           <w:sz w:val="28"/>
           <w:szCs w:val="28"/>
         </w:rPr>
-        <w:t>1.1.1 Способы</w:t>
-      </w:r>
-      <w:r>
-        <w:rPr>
-          <w:b/>
-          <w:bCs/>
-          <w:color w:val="000000"/>
-          <w:sz w:val="28"/>
-          <w:szCs w:val="28"/>
-        </w:rPr>
-        <w:t xml:space="preserve"> ввода</w:t>
+        <w:t>1.1.1 Способы ввода</w:t>
       </w:r>
     </w:p>
     <w:tbl>
@@ -116,12 +98,6 @@
         <w:gridCol w:w="5793"/>
       </w:tblGrid>
       <w:tr>
-        <w:tblPrEx>
-          <w:tblCellMar>
-            <w:top w:w="0" w:type="dxa"/>
-            <w:bottom w:w="0" w:type="dxa"/>
-          </w:tblCellMar>
-        </w:tblPrEx>
         <w:trPr>
           <w:cantSplit/>
           <w:tblHeader/>
@@ -209,12 +185,6 @@
         </w:tc>
       </w:tr>
       <w:tr>
-        <w:tblPrEx>
-          <w:tblCellMar>
-            <w:top w:w="0" w:type="dxa"/>
-            <w:bottom w:w="0" w:type="dxa"/>
-          </w:tblCellMar>
-        </w:tblPrEx>
         <w:trPr>
           <w:cantSplit/>
         </w:trPr>
@@ -305,12 +275,6 @@
         </w:tc>
       </w:tr>
       <w:tr>
-        <w:tblPrEx>
-          <w:tblCellMar>
-            <w:top w:w="0" w:type="dxa"/>
-            <w:bottom w:w="0" w:type="dxa"/>
-          </w:tblCellMar>
-        </w:tblPrEx>
         <w:trPr>
           <w:cantSplit/>
         </w:trPr>
@@ -385,12 +349,6 @@
         </w:tc>
       </w:tr>
       <w:tr>
-        <w:tblPrEx>
-          <w:tblCellMar>
-            <w:top w:w="0" w:type="dxa"/>
-            <w:bottom w:w="0" w:type="dxa"/>
-          </w:tblCellMar>
-        </w:tblPrEx>
         <w:trPr>
           <w:cantSplit/>
         </w:trPr>
@@ -481,12 +439,6 @@
         </w:tc>
       </w:tr>
       <w:tr>
-        <w:tblPrEx>
-          <w:tblCellMar>
-            <w:top w:w="0" w:type="dxa"/>
-            <w:bottom w:w="0" w:type="dxa"/>
-          </w:tblCellMar>
-        </w:tblPrEx>
         <w:trPr>
           <w:cantSplit/>
         </w:trPr>
@@ -574,8 +526,106 @@
           <w:sz w:val="28"/>
           <w:szCs w:val="28"/>
         </w:rPr>
-        <w:t>1.1.2 Параметры</w:t>
-      </w:r>
+        <w:t>1.1.2 Параметры генерации</w:t>
+      </w:r>
+    </w:p>
+    <w:p>
+      <w:pPr>
+        <w:spacing w:after="80"/>
+        <w:ind w:firstLine="480"/>
+        <w:jc w:val="both"/>
+      </w:pPr>
+      <w:r>
+        <w:t>При использовании способа 4 программа запрашивает у пользователя следующие параметры:</w:t>
+      </w:r>
+    </w:p>
+    <w:p>
+      <w:pPr>
+        <w:spacing w:after="60"/>
+        <w:ind w:left="567" w:hanging="283"/>
+      </w:pPr>
+      <w:r>
+        <w:lastRenderedPageBreak/>
+        <w:t xml:space="preserve">•  </w:t>
+      </w:r>
+      <w:r>
+        <w:rPr>
+          <w:b/>
+          <w:bCs/>
+        </w:rPr>
+        <w:t xml:space="preserve">Число вершин N — </w:t>
+      </w:r>
+      <w:r>
+        <w:t>целое число в диапазоне от 2 до 20.</w:t>
+      </w:r>
+    </w:p>
+    <w:p>
+      <w:pPr>
+        <w:spacing w:after="60"/>
+        <w:ind w:left="567" w:hanging="283"/>
+      </w:pPr>
+      <w:r>
+        <w:t xml:space="preserve">•  </w:t>
+      </w:r>
+      <w:r>
+        <w:rPr>
+          <w:b/>
+          <w:bCs/>
+        </w:rPr>
+        <w:t xml:space="preserve">Степень вершины — </w:t>
+      </w:r>
+      <w:r>
+        <w:t>целое число в диапазоне от 1 до N–1; для каждой вершины программа случайно выбирает столько исходящих рёбер.</w:t>
+      </w:r>
+    </w:p>
+    <w:p>
+      <w:pPr>
+        <w:spacing w:after="60"/>
+        <w:ind w:left="567" w:hanging="283"/>
+      </w:pPr>
+      <w:r>
+        <w:t xml:space="preserve">•  </w:t>
+      </w:r>
+      <w:r>
+        <w:rPr>
+          <w:b/>
+          <w:bCs/>
+        </w:rPr>
+        <w:t xml:space="preserve">Веса рёбер — </w:t>
+      </w:r>
+      <w:r>
+        <w:t>случайные целые числа в диапазоне, заданном пользователем (по умолчанию от 1 до 99).</w:t>
+      </w:r>
+    </w:p>
+    <w:p>
+      <w:pPr>
+        <w:pStyle w:val="1"/>
+        <w:spacing w:before="360" w:after="180"/>
+      </w:pPr>
+      <w:r>
+        <w:rPr>
+          <w:b/>
+          <w:bCs/>
+          <w:color w:val="000000"/>
+        </w:rPr>
+        <w:t>1.2 Требования к визуализации</w:t>
+      </w:r>
+    </w:p>
+    <w:p>
+      <w:pPr>
+        <w:spacing w:after="80"/>
+        <w:ind w:firstLine="480"/>
+        <w:jc w:val="both"/>
+      </w:pPr>
+      <w:r>
+        <w:t>Интерфейс программы состоит из семи функциональных элементов: двух холстов, двух таблиц, панели управления, поля описания текущего шага и панели логов. Ниже описано назначение, внешний вид и поведение каждого элемента.</w:t>
+      </w:r>
+    </w:p>
+    <w:p>
+      <w:pPr>
+        <w:pStyle w:val="2"/>
+        <w:spacing w:before="280" w:after="140"/>
+      </w:pPr>
       <w:r>
         <w:rPr>
           <w:b/>
@@ -584,133 +634,7 @@
           <w:sz w:val="28"/>
           <w:szCs w:val="28"/>
         </w:rPr>
-        <w:t xml:space="preserve"> генерации</w:t>
-      </w:r>
-    </w:p>
-    <w:p>
-      <w:pPr>
-        <w:spacing w:after="80"/>
-        <w:ind w:firstLine="480"/>
-        <w:jc w:val="both"/>
-      </w:pPr>
-      <w:r>
-        <w:t>При использовании способа 4 программа запрашивает у пользователя следующие параметры:</w:t>
-      </w:r>
-    </w:p>
-    <w:p>
-      <w:pPr>
-        <w:spacing w:after="60"/>
-        <w:ind w:left="567" w:hanging="283"/>
-      </w:pPr>
-      <w:r>
-        <w:lastRenderedPageBreak/>
-        <w:t xml:space="preserve">•  </w:t>
-      </w:r>
-      <w:r>
-        <w:rPr>
-          <w:b/>
-          <w:bCs/>
-        </w:rPr>
-        <w:t xml:space="preserve">Число вершин N — </w:t>
-      </w:r>
-      <w:r>
-        <w:t>целое число в диапазоне от 2 до 20.</w:t>
-      </w:r>
-    </w:p>
-    <w:p>
-      <w:pPr>
-        <w:spacing w:after="60"/>
-        <w:ind w:left="567" w:hanging="283"/>
-      </w:pPr>
-      <w:r>
-        <w:t xml:space="preserve">•  </w:t>
-      </w:r>
-      <w:r>
-        <w:rPr>
-          <w:b/>
-          <w:bCs/>
-        </w:rPr>
-        <w:t xml:space="preserve">Степень вершины — </w:t>
-      </w:r>
-      <w:r>
-        <w:t>целое число в диапазоне от 1 до N–1; для каждой вершины программа случайно выбирает столько исходящих рёбер.</w:t>
-      </w:r>
-    </w:p>
-    <w:p>
-      <w:pPr>
-        <w:spacing w:after="60"/>
-        <w:ind w:left="567" w:hanging="283"/>
-      </w:pPr>
-      <w:r>
-        <w:t xml:space="preserve">•  </w:t>
-      </w:r>
-      <w:r>
-        <w:rPr>
-          <w:b/>
-          <w:bCs/>
-        </w:rPr>
-        <w:t xml:space="preserve">Веса рёбер — </w:t>
-      </w:r>
-      <w:r>
-        <w:t>случайные целые числа в диапазоне, заданном пользователем (по умолчанию от 1 до 99).</w:t>
-      </w:r>
-    </w:p>
-    <w:p>
-      <w:pPr>
-        <w:pStyle w:val="1"/>
-        <w:spacing w:before="360" w:after="180"/>
-      </w:pPr>
-      <w:r>
-        <w:rPr>
-          <w:b/>
-          <w:bCs/>
-          <w:color w:val="000000"/>
-        </w:rPr>
-        <w:t>1.2 Требования</w:t>
-      </w:r>
-      <w:r>
-        <w:rPr>
-          <w:b/>
-          <w:bCs/>
-          <w:color w:val="000000"/>
-        </w:rPr>
-        <w:t xml:space="preserve"> к визуализации</w:t>
-      </w:r>
-    </w:p>
-    <w:p>
-      <w:pPr>
-        <w:spacing w:after="80"/>
-        <w:ind w:firstLine="480"/>
-        <w:jc w:val="both"/>
-      </w:pPr>
-      <w:r>
-        <w:t>Интерфейс программы состоит из семи функциональных элементов: двух холстов, двух таблиц, панели управления, поля описания текущего шага и панели логов. Ниже описано назначение, внешний вид и поведение каждого элемента.</w:t>
-      </w:r>
-    </w:p>
-    <w:p>
-      <w:pPr>
-        <w:pStyle w:val="2"/>
-        <w:spacing w:before="280" w:after="140"/>
-      </w:pPr>
-      <w:r>
-        <w:rPr>
-          <w:b/>
-          <w:bCs/>
-          <w:color w:val="000000"/>
-          <w:sz w:val="28"/>
-          <w:szCs w:val="28"/>
-        </w:rPr>
-        <w:t>1.2.1 Элементы</w:t>
-      </w:r>
-      <w:r>
-        <w:rPr>
-          <w:b/>
-          <w:bCs/>
-          <w:color w:val="000000"/>
-          <w:sz w:val="28"/>
-          <w:szCs w:val="28"/>
-        </w:rPr>
-        <w:t xml:space="preserve"> пользовательского интерфейса</w:t>
+        <w:t>1.2.1 Элементы пользовательского интерфейса</w:t>
       </w:r>
     </w:p>
     <w:p>
@@ -901,12 +825,6 @@
         <w:gridCol w:w="6584"/>
       </w:tblGrid>
       <w:tr>
-        <w:tblPrEx>
-          <w:tblCellMar>
-            <w:top w:w="0" w:type="dxa"/>
-            <w:bottom w:w="0" w:type="dxa"/>
-          </w:tblCellMar>
-        </w:tblPrEx>
         <w:trPr>
           <w:cantSplit/>
           <w:tblHeader/>
@@ -967,12 +885,6 @@
         </w:tc>
       </w:tr>
       <w:tr>
-        <w:tblPrEx>
-          <w:tblCellMar>
-            <w:top w:w="0" w:type="dxa"/>
-            <w:bottom w:w="0" w:type="dxa"/>
-          </w:tblCellMar>
-        </w:tblPrEx>
         <w:trPr>
           <w:cantSplit/>
         </w:trPr>
@@ -1024,12 +936,6 @@
         </w:tc>
       </w:tr>
       <w:tr>
-        <w:tblPrEx>
-          <w:tblCellMar>
-            <w:top w:w="0" w:type="dxa"/>
-            <w:bottom w:w="0" w:type="dxa"/>
-          </w:tblCellMar>
-        </w:tblPrEx>
         <w:trPr>
           <w:cantSplit/>
         </w:trPr>
@@ -1097,12 +1003,6 @@
         </w:tc>
       </w:tr>
       <w:tr>
-        <w:tblPrEx>
-          <w:tblCellMar>
-            <w:top w:w="0" w:type="dxa"/>
-            <w:bottom w:w="0" w:type="dxa"/>
-          </w:tblCellMar>
-        </w:tblPrEx>
         <w:trPr>
           <w:cantSplit/>
         </w:trPr>
@@ -1154,12 +1054,6 @@
         </w:tc>
       </w:tr>
       <w:tr>
-        <w:tblPrEx>
-          <w:tblCellMar>
-            <w:top w:w="0" w:type="dxa"/>
-            <w:bottom w:w="0" w:type="dxa"/>
-          </w:tblCellMar>
-        </w:tblPrEx>
         <w:trPr>
           <w:cantSplit/>
         </w:trPr>
@@ -1249,12 +1143,6 @@
         <w:gridCol w:w="6584"/>
       </w:tblGrid>
       <w:tr>
-        <w:tblPrEx>
-          <w:tblCellMar>
-            <w:top w:w="0" w:type="dxa"/>
-            <w:bottom w:w="0" w:type="dxa"/>
-          </w:tblCellMar>
-        </w:tblPrEx>
         <w:trPr>
           <w:cantSplit/>
           <w:tblHeader/>
@@ -1316,12 +1204,6 @@
         </w:tc>
       </w:tr>
       <w:tr>
-        <w:tblPrEx>
-          <w:tblCellMar>
-            <w:top w:w="0" w:type="dxa"/>
-            <w:bottom w:w="0" w:type="dxa"/>
-          </w:tblCellMar>
-        </w:tblPrEx>
         <w:trPr>
           <w:cantSplit/>
         </w:trPr>
@@ -1389,12 +1271,6 @@
         </w:tc>
       </w:tr>
       <w:tr>
-        <w:tblPrEx>
-          <w:tblCellMar>
-            <w:top w:w="0" w:type="dxa"/>
-            <w:bottom w:w="0" w:type="dxa"/>
-          </w:tblCellMar>
-        </w:tblPrEx>
         <w:trPr>
           <w:cantSplit/>
         </w:trPr>
@@ -1484,12 +1360,6 @@
         <w:gridCol w:w="6584"/>
       </w:tblGrid>
       <w:tr>
-        <w:tblPrEx>
-          <w:tblCellMar>
-            <w:top w:w="0" w:type="dxa"/>
-            <w:bottom w:w="0" w:type="dxa"/>
-          </w:tblCellMar>
-        </w:tblPrEx>
         <w:trPr>
           <w:cantSplit/>
           <w:tblHeader/>
@@ -1550,12 +1420,6 @@
         </w:tc>
       </w:tr>
       <w:tr>
-        <w:tblPrEx>
-          <w:tblCellMar>
-            <w:top w:w="0" w:type="dxa"/>
-            <w:bottom w:w="0" w:type="dxa"/>
-          </w:tblCellMar>
-        </w:tblPrEx>
         <w:trPr>
           <w:cantSplit/>
         </w:trPr>
@@ -1623,12 +1487,6 @@
         </w:tc>
       </w:tr>
       <w:tr>
-        <w:tblPrEx>
-          <w:tblCellMar>
-            <w:top w:w="0" w:type="dxa"/>
-            <w:bottom w:w="0" w:type="dxa"/>
-          </w:tblCellMar>
-        </w:tblPrEx>
         <w:trPr>
           <w:cantSplit/>
         </w:trPr>
@@ -1680,12 +1538,6 @@
         </w:tc>
       </w:tr>
       <w:tr>
-        <w:tblPrEx>
-          <w:tblCellMar>
-            <w:top w:w="0" w:type="dxa"/>
-            <w:bottom w:w="0" w:type="dxa"/>
-          </w:tblCellMar>
-        </w:tblPrEx>
         <w:trPr>
           <w:cantSplit/>
         </w:trPr>
@@ -1737,12 +1589,6 @@
         </w:tc>
       </w:tr>
       <w:tr>
-        <w:tblPrEx>
-          <w:tblCellMar>
-            <w:top w:w="0" w:type="dxa"/>
-            <w:bottom w:w="0" w:type="dxa"/>
-          </w:tblCellMar>
-        </w:tblPrEx>
         <w:trPr>
           <w:cantSplit/>
         </w:trPr>
@@ -1880,17 +1726,7 @@
           <w:sz w:val="28"/>
           <w:szCs w:val="28"/>
         </w:rPr>
-        <w:t>1.2.2 Схематическое</w:t>
-      </w:r>
-      <w:r>
-        <w:rPr>
-          <w:b/>
-          <w:bCs/>
-          <w:color w:val="000000"/>
-          <w:sz w:val="28"/>
-          <w:szCs w:val="28"/>
-        </w:rPr>
-        <w:t xml:space="preserve"> представление графического интерфейса</w:t>
+        <w:t>1.2.2 Схематическое представление графического интерфейса</w:t>
       </w:r>
     </w:p>
     <w:p>
@@ -1925,12 +1761,6 @@
         <w:gridCol w:w="4389"/>
       </w:tblGrid>
       <w:tr>
-        <w:tblPrEx>
-          <w:tblCellMar>
-            <w:top w:w="0" w:type="dxa"/>
-            <w:bottom w:w="0" w:type="dxa"/>
-          </w:tblCellMar>
-        </w:tblPrEx>
         <w:trPr>
           <w:cantSplit/>
           <w:tblHeader/>
@@ -1985,12 +1815,6 @@
         </w:tc>
       </w:tr>
       <w:tr>
-        <w:tblPrEx>
-          <w:tblCellMar>
-            <w:top w:w="0" w:type="dxa"/>
-            <w:bottom w:w="0" w:type="dxa"/>
-          </w:tblCellMar>
-        </w:tblPrEx>
         <w:trPr>
           <w:cantSplit/>
         </w:trPr>
@@ -2042,12 +1866,6 @@
         </w:tc>
       </w:tr>
       <w:tr>
-        <w:tblPrEx>
-          <w:tblCellMar>
-            <w:top w:w="0" w:type="dxa"/>
-            <w:bottom w:w="0" w:type="dxa"/>
-          </w:tblCellMar>
-        </w:tblPrEx>
         <w:trPr>
           <w:cantSplit/>
         </w:trPr>
@@ -2099,12 +1917,6 @@
         </w:tc>
       </w:tr>
       <w:tr>
-        <w:tblPrEx>
-          <w:tblCellMar>
-            <w:top w:w="0" w:type="dxa"/>
-            <w:bottom w:w="0" w:type="dxa"/>
-          </w:tblCellMar>
-        </w:tblPrEx>
         <w:trPr>
           <w:cantSplit/>
         </w:trPr>
@@ -2171,12 +1983,6 @@
         <w:gridCol w:w="1756"/>
       </w:tblGrid>
       <w:tr>
-        <w:tblPrEx>
-          <w:tblCellMar>
-            <w:top w:w="0" w:type="dxa"/>
-            <w:bottom w:w="0" w:type="dxa"/>
-          </w:tblCellMar>
-        </w:tblPrEx>
         <w:trPr>
           <w:cantSplit/>
           <w:tblHeader/>
@@ -2303,12 +2109,6 @@
         </w:tc>
       </w:tr>
       <w:tr>
-        <w:tblPrEx>
-          <w:tblCellMar>
-            <w:top w:w="0" w:type="dxa"/>
-            <w:bottom w:w="0" w:type="dxa"/>
-          </w:tblCellMar>
-        </w:tblPrEx>
         <w:trPr>
           <w:cantSplit/>
         </w:trPr>
@@ -2451,17 +2251,7 @@
           <w:sz w:val="28"/>
           <w:szCs w:val="28"/>
         </w:rPr>
-        <w:t>1.2.3 Взаимодействие</w:t>
-      </w:r>
-      <w:r>
-        <w:rPr>
-          <w:b/>
-          <w:bCs/>
-          <w:color w:val="000000"/>
-          <w:sz w:val="28"/>
-          <w:szCs w:val="28"/>
-        </w:rPr>
-        <w:t xml:space="preserve"> с холстом при помощи мыши</w:t>
+        <w:t>1.2.3 Взаимодействие с холстом при помощи мыши</w:t>
       </w:r>
     </w:p>
     <w:p>
@@ -2576,17 +2366,7 @@
           <w:sz w:val="28"/>
           <w:szCs w:val="28"/>
         </w:rPr>
-        <w:t>1.2.4 Содержимое</w:t>
-      </w:r>
-      <w:r>
-        <w:rPr>
-          <w:b/>
-          <w:bCs/>
-          <w:color w:val="000000"/>
-          <w:sz w:val="28"/>
-          <w:szCs w:val="28"/>
-        </w:rPr>
-        <w:t xml:space="preserve"> поля описания текущего шага</w:t>
+        <w:t>1.2.4 Содержимое поля описания текущего шага</w:t>
       </w:r>
     </w:p>
     <w:p>
@@ -2622,12 +2402,6 @@
         <w:gridCol w:w="1756"/>
       </w:tblGrid>
       <w:tr>
-        <w:tblPrEx>
-          <w:tblCellMar>
-            <w:top w:w="0" w:type="dxa"/>
-            <w:bottom w:w="0" w:type="dxa"/>
-          </w:tblCellMar>
-        </w:tblPrEx>
         <w:trPr>
           <w:cantSplit/>
           <w:tblHeader/>
@@ -2715,12 +2489,6 @@
         </w:tc>
       </w:tr>
       <w:tr>
-        <w:tblPrEx>
-          <w:tblCellMar>
-            <w:top w:w="0" w:type="dxa"/>
-            <w:bottom w:w="0" w:type="dxa"/>
-          </w:tblCellMar>
-        </w:tblPrEx>
         <w:trPr>
           <w:cantSplit/>
         </w:trPr>
@@ -2795,12 +2563,6 @@
         </w:tc>
       </w:tr>
       <w:tr>
-        <w:tblPrEx>
-          <w:tblCellMar>
-            <w:top w:w="0" w:type="dxa"/>
-            <w:bottom w:w="0" w:type="dxa"/>
-          </w:tblCellMar>
-        </w:tblPrEx>
         <w:trPr>
           <w:cantSplit/>
         </w:trPr>
@@ -2891,12 +2653,6 @@
         </w:tc>
       </w:tr>
       <w:tr>
-        <w:tblPrEx>
-          <w:tblCellMar>
-            <w:top w:w="0" w:type="dxa"/>
-            <w:bottom w:w="0" w:type="dxa"/>
-          </w:tblCellMar>
-        </w:tblPrEx>
         <w:trPr>
           <w:cantSplit/>
         </w:trPr>
@@ -2960,64 +2716,17 @@
             <w:pPr>
               <w:spacing w:line="276" w:lineRule="auto"/>
             </w:pPr>
-            <w:proofErr w:type="gramStart"/>
-            <w:r>
-              <w:rPr>
-                <w:sz w:val="22"/>
-                <w:szCs w:val="22"/>
-              </w:rPr>
-              <w:t>D[</w:t>
-            </w:r>
-            <w:proofErr w:type="gramEnd"/>
-            <w:r>
-              <w:rPr>
-                <w:sz w:val="22"/>
-                <w:szCs w:val="22"/>
-              </w:rPr>
-              <w:t xml:space="preserve">2][3] = 10, путь через k=1: </w:t>
-            </w:r>
-            <w:proofErr w:type="gramStart"/>
-            <w:r>
-              <w:rPr>
-                <w:sz w:val="22"/>
-                <w:szCs w:val="22"/>
-              </w:rPr>
-              <w:t>D[</w:t>
-            </w:r>
-            <w:proofErr w:type="gramEnd"/>
-            <w:r>
-              <w:rPr>
-                <w:sz w:val="22"/>
-                <w:szCs w:val="22"/>
-              </w:rPr>
-              <w:t xml:space="preserve">2][1] + </w:t>
-            </w:r>
-            <w:proofErr w:type="gramStart"/>
-            <w:r>
-              <w:rPr>
-                <w:sz w:val="22"/>
-                <w:szCs w:val="22"/>
-              </w:rPr>
-              <w:t>D[</w:t>
-            </w:r>
-            <w:proofErr w:type="gramEnd"/>
-            <w:r>
-              <w:rPr>
-                <w:sz w:val="22"/>
-                <w:szCs w:val="22"/>
-              </w:rPr>
-              <w:t>1][3] = 4 + 3 = 7</w:t>
+            <w:r>
+              <w:rPr>
+                <w:sz w:val="22"/>
+                <w:szCs w:val="22"/>
+              </w:rPr>
+              <w:t>D[2][3] = 10, путь через k=1: D[2][1] + D[1][3] = 4 + 3 = 7</w:t>
             </w:r>
           </w:p>
         </w:tc>
       </w:tr>
       <w:tr>
-        <w:tblPrEx>
-          <w:tblCellMar>
-            <w:top w:w="0" w:type="dxa"/>
-            <w:bottom w:w="0" w:type="dxa"/>
-          </w:tblCellMar>
-        </w:tblPrEx>
         <w:trPr>
           <w:cantSplit/>
         </w:trPr>
@@ -3086,34 +2795,12 @@
                 <w:sz w:val="22"/>
                 <w:szCs w:val="22"/>
               </w:rPr>
-              <w:t xml:space="preserve">Обновлено: </w:t>
-            </w:r>
-            <w:proofErr w:type="gramStart"/>
-            <w:r>
-              <w:rPr>
-                <w:sz w:val="22"/>
-                <w:szCs w:val="22"/>
-              </w:rPr>
-              <w:t>D[</w:t>
-            </w:r>
-            <w:proofErr w:type="gramEnd"/>
-            <w:r>
-              <w:rPr>
-                <w:sz w:val="22"/>
-                <w:szCs w:val="22"/>
-              </w:rPr>
-              <w:t>2][3] = 7 (было 10)</w:t>
+              <w:t>Обновлено: D[2][3] = 7 (было 10)</w:t>
             </w:r>
           </w:p>
         </w:tc>
       </w:tr>
       <w:tr>
-        <w:tblPrEx>
-          <w:tblCellMar>
-            <w:top w:w="0" w:type="dxa"/>
-            <w:bottom w:w="0" w:type="dxa"/>
-          </w:tblCellMar>
-        </w:tblPrEx>
         <w:trPr>
           <w:cantSplit/>
         </w:trPr>
@@ -3217,103 +2904,7 @@
           <w:sz w:val="22"/>
           <w:szCs w:val="22"/>
         </w:rPr>
-        <w:t xml:space="preserve">Шаг 7 из 27 k = 1, i = 2, j = 3 Сравниваем: </w:t>
-      </w:r>
-      <w:proofErr w:type="gramStart"/>
-      <w:r>
-        <w:rPr>
-          <w:sz w:val="22"/>
-          <w:szCs w:val="22"/>
-        </w:rPr>
-        <w:t>D[</w:t>
-      </w:r>
-      <w:proofErr w:type="gramEnd"/>
-      <w:r>
-        <w:rPr>
-          <w:sz w:val="22"/>
-          <w:szCs w:val="22"/>
-        </w:rPr>
-        <w:t xml:space="preserve">2][3] = </w:t>
-      </w:r>
-      <w:proofErr w:type="gramStart"/>
-      <w:r>
-        <w:rPr>
-          <w:sz w:val="22"/>
-          <w:szCs w:val="22"/>
-        </w:rPr>
-        <w:t>10  и</w:t>
-      </w:r>
-      <w:proofErr w:type="gramEnd"/>
-      <w:r>
-        <w:rPr>
-          <w:sz w:val="22"/>
-          <w:szCs w:val="22"/>
-        </w:rPr>
-        <w:t xml:space="preserve">  </w:t>
-      </w:r>
-      <w:proofErr w:type="gramStart"/>
-      <w:r>
-        <w:rPr>
-          <w:sz w:val="22"/>
-          <w:szCs w:val="22"/>
-        </w:rPr>
-        <w:t>D[</w:t>
-      </w:r>
-      <w:proofErr w:type="gramEnd"/>
-      <w:r>
-        <w:rPr>
-          <w:sz w:val="22"/>
-          <w:szCs w:val="22"/>
-        </w:rPr>
-        <w:t xml:space="preserve">2][1] + </w:t>
-      </w:r>
-      <w:proofErr w:type="gramStart"/>
-      <w:r>
-        <w:rPr>
-          <w:sz w:val="22"/>
-          <w:szCs w:val="22"/>
-        </w:rPr>
-        <w:t>D[</w:t>
-      </w:r>
-      <w:proofErr w:type="gramEnd"/>
-      <w:r>
-        <w:rPr>
-          <w:sz w:val="22"/>
-          <w:szCs w:val="22"/>
-        </w:rPr>
-        <w:t xml:space="preserve">1][3] = 4 + 3 = 7 Результат: 7 </w:t>
-      </w:r>
-      <w:proofErr w:type="gramStart"/>
-      <w:r>
-        <w:rPr>
-          <w:sz w:val="22"/>
-          <w:szCs w:val="22"/>
-        </w:rPr>
-        <w:t>&lt; 10</w:t>
-      </w:r>
-      <w:proofErr w:type="gramEnd"/>
-      <w:r>
-        <w:rPr>
-          <w:sz w:val="22"/>
-          <w:szCs w:val="22"/>
-        </w:rPr>
-        <w:t xml:space="preserve"> — обновлено Описание: путь из вершины 2 в вершину 3 через вершину 1 короче текущего; значение </w:t>
-      </w:r>
-      <w:proofErr w:type="gramStart"/>
-      <w:r>
-        <w:rPr>
-          <w:sz w:val="22"/>
-          <w:szCs w:val="22"/>
-        </w:rPr>
-        <w:t>D[</w:t>
-      </w:r>
-      <w:proofErr w:type="gramEnd"/>
-      <w:r>
-        <w:rPr>
-          <w:sz w:val="22"/>
-          <w:szCs w:val="22"/>
-        </w:rPr>
-        <w:t>2][3] заменено на 7.</w:t>
+        <w:t>Шаг 7 из 27 k = 1, i = 2, j = 3 Сравниваем: D[2][3] = 10  и  D[2][1] + D[1][3] = 4 + 3 = 7 Результат: 7 &lt; 10 — обновлено Описание: путь из вершины 2 в вершину 3 через вершину 1 короче текущего; значение D[2][3] заменено на 7.</w:t>
       </w:r>
     </w:p>
     <w:p>
@@ -3330,8 +2921,70 @@
           <w:szCs w:val="28"/>
         </w:rPr>
         <w:lastRenderedPageBreak/>
-        <w:t>1.2.5 Подсветка</w:t>
-      </w:r>
+        <w:t>1.2.5 Подсветка элементов на шаге алгоритма</w:t>
+      </w:r>
+    </w:p>
+    <w:p>
+      <w:pPr>
+        <w:spacing w:after="80"/>
+        <w:ind w:firstLine="480"/>
+        <w:jc w:val="both"/>
+      </w:pPr>
+      <w:r>
+        <w:t>На каждом шаге алгоритма в таблице 2 и на холсте 2 подсвечиваются элементы, задействованные в текущей итерации циклов (k, i, j):</w:t>
+      </w:r>
+    </w:p>
+    <w:p>
+      <w:pPr>
+        <w:spacing w:after="60"/>
+        <w:ind w:left="567" w:hanging="283"/>
+      </w:pPr>
+      <w:r>
+        <w:t xml:space="preserve">•  </w:t>
+      </w:r>
+      <w:r>
+        <w:rPr>
+          <w:b/>
+          <w:bCs/>
+        </w:rPr>
+        <w:t xml:space="preserve">Жёлтым цветом — </w:t>
+      </w:r>
+      <w:r>
+        <w:t>в таблице 2 подсвечиваются ячейки (i, j), (i, k) и (k, j). Ячейка (i, j) — та, которую алгоритм пытается улучшить; ячейки (i, k) и (k, j) — те, через которые вычисляется альтернативный путь. Если значение D[i][j] было обновлено, ячейка остаётся жёлтой до следующего шага; если не обновлено — подсветка снимается.</w:t>
+      </w:r>
+    </w:p>
+    <w:p>
+      <w:pPr>
+        <w:spacing w:after="60"/>
+        <w:ind w:left="567" w:hanging="283"/>
+      </w:pPr>
+      <w:r>
+        <w:t xml:space="preserve">•  </w:t>
+      </w:r>
+      <w:r>
+        <w:rPr>
+          <w:b/>
+          <w:bCs/>
+        </w:rPr>
+        <w:t xml:space="preserve">Голубым цветом — </w:t>
+      </w:r>
+      <w:r>
+        <w:t>на холсте 2 подсвечиваются вершины i, j, k и рёбра (i, j), (i, k), (k, j), если они существуют (то есть их вес отличен от «</w:t>
+      </w:r>
+      <w:proofErr w:type="spellStart"/>
+      <w:r>
+        <w:t>inf</w:t>
+      </w:r>
+      <w:proofErr w:type="spellEnd"/>
+      <w:r>
+        <w:t>»). Вершина k — промежуточная вершина текущей итерации — выделяется особо (например, более насыщенным цветом или увеличенным размером).</w:t>
+      </w:r>
+    </w:p>
+    <w:p>
+      <w:pPr>
+        <w:pStyle w:val="2"/>
+        <w:spacing w:before="280" w:after="140"/>
+      </w:pPr>
       <w:r>
         <w:rPr>
           <w:b/>
@@ -3340,7 +2993,7 @@
           <w:sz w:val="28"/>
           <w:szCs w:val="28"/>
         </w:rPr>
-        <w:t xml:space="preserve"> элементов на шаге алгоритма</w:t>
+        <w:t>1.2.6 Автоматическая синхронизация холстов и таблиц</w:t>
       </w:r>
     </w:p>
     <w:p>
@@ -3350,7 +3003,7 @@
         <w:jc w:val="both"/>
       </w:pPr>
       <w:r>
-        <w:t>На каждом шаге алгоритма в таблице 2 и на холсте 2 подсвечиваются элементы, задействованные в текущей итерации циклов (k, i, j):</w:t>
+        <w:t>Все четыре визуальных элемента (холст 1, холст 2, таблица 1, таблица 2) синхронизируются автоматически. Перечень случаев синхронизации:</w:t>
       </w:r>
     </w:p>
     <w:p>
@@ -3359,17 +3012,7 @@
         <w:ind w:left="567" w:hanging="283"/>
       </w:pPr>
       <w:r>
-        <w:t xml:space="preserve">•  </w:t>
-      </w:r>
-      <w:r>
-        <w:rPr>
-          <w:b/>
-          <w:bCs/>
-        </w:rPr>
-        <w:t xml:space="preserve">Жёлтым цветом — </w:t>
-      </w:r>
-      <w:r>
-        <w:t>в таблице 2 подсвечиваются ячейки (i, j), (i, k) и (k, j). Ячейка (i, j) — та, которую алгоритм пытается улучшить; ячейки (i, k) и (k, j) — те, через которые вычисляется альтернативный путь. Если значение D[i][j] было обновлено, ячейка остаётся жёлтой до следующего шага; если не обновлено — подсветка снимается.</w:t>
+        <w:t>•  Изменение значения в таблице 1 → холст 1 немедленно перерисовывается.</w:t>
       </w:r>
     </w:p>
     <w:p>
@@ -3378,25 +3021,34 @@
         <w:ind w:left="567" w:hanging="283"/>
       </w:pPr>
       <w:r>
-        <w:t xml:space="preserve">•  </w:t>
-      </w:r>
-      <w:r>
-        <w:rPr>
-          <w:b/>
-          <w:bCs/>
-        </w:rPr>
-        <w:t xml:space="preserve">Голубым цветом — </w:t>
-      </w:r>
-      <w:r>
-        <w:t>на холсте 2 подсвечиваются вершины i, j, k и рёбра (i, j), (i, k), (k, j), если они существуют (то есть их вес отличен от «</w:t>
-      </w:r>
-      <w:proofErr w:type="spellStart"/>
-      <w:r>
-        <w:t>inf</w:t>
-      </w:r>
-      <w:proofErr w:type="spellEnd"/>
-      <w:r>
-        <w:t>»). Вершина k — промежуточная вершина текущей итерации — выделяется особо (например, более насыщенным цветом или увеличенным размером).</w:t>
+        <w:t>•  Добавление или удаление вершины → обе таблицы и холст 1 обновляются; если алгоритм был запущен, он сбрасывается.</w:t>
+      </w:r>
+    </w:p>
+    <w:p>
+      <w:pPr>
+        <w:spacing w:after="60"/>
+        <w:ind w:left="567" w:hanging="283"/>
+      </w:pPr>
+      <w:r>
+        <w:t>•  Переход к новому шагу алгоритма → таблица 2 и холст 2 обновляются; поле описания шага заполняется новыми значениями.</w:t>
+      </w:r>
+    </w:p>
+    <w:p>
+      <w:pPr>
+        <w:spacing w:after="60"/>
+        <w:ind w:left="567" w:hanging="283"/>
+      </w:pPr>
+      <w:r>
+        <w:t>•  Выделение элемента на холсте 1 → соответствующие ячейки таблицы 1 подсвечиваются (и наоборот).</w:t>
+      </w:r>
+    </w:p>
+    <w:p>
+      <w:pPr>
+        <w:spacing w:after="60"/>
+        <w:ind w:left="567" w:hanging="283"/>
+      </w:pPr>
+      <w:r>
+        <w:t>•  Выделение элемента на холсте 2 → соответствующие ячейки таблицы 2 подсвечиваются (и наоборот).</w:t>
       </w:r>
     </w:p>
     <w:p>
@@ -3412,8 +3064,32 @@
           <w:sz w:val="28"/>
           <w:szCs w:val="28"/>
         </w:rPr>
-        <w:t>1.2.6 Автоматическая</w:t>
-      </w:r>
+        <w:t>1.2.7 Поведение новых вершин</w:t>
+      </w:r>
+    </w:p>
+    <w:p>
+      <w:pPr>
+        <w:spacing w:after="80"/>
+        <w:ind w:firstLine="480"/>
+        <w:jc w:val="both"/>
+      </w:pPr>
+      <w:r>
+        <w:t>При добавлении новой вершины все её рёбра по умолчанию отсутствуют: в таблице 1 новые ячейки (кроме диагональной) заполняются значением «</w:t>
+      </w:r>
+      <w:proofErr w:type="spellStart"/>
+      <w:r>
+        <w:t>inf</w:t>
+      </w:r>
+      <w:proofErr w:type="spellEnd"/>
+      <w:r>
+        <w:t>». Диагональная ячейка (i, i) всегда равна 0. Пользователь может вручную задать веса рёбер для новой вершины, отредактировав соответствующие ячейки таблицы 1.</w:t>
+      </w:r>
+    </w:p>
+    <w:p>
+      <w:pPr>
+        <w:pStyle w:val="2"/>
+        <w:spacing w:before="280" w:after="140"/>
+      </w:pPr>
       <w:r>
         <w:rPr>
           <w:b/>
@@ -3422,7 +3098,7 @@
           <w:sz w:val="28"/>
           <w:szCs w:val="28"/>
         </w:rPr>
-        <w:t xml:space="preserve"> синхронизация холстов и таблиц</w:t>
+        <w:t>1.2.8 Отображение графа кратчайших путей на холсте 2</w:t>
       </w:r>
     </w:p>
     <w:p>
@@ -3432,52 +3108,43 @@
         <w:jc w:val="both"/>
       </w:pPr>
       <w:r>
-        <w:t>Все четыре визуальных элемента (холст 1, холст 2, таблица 1, таблица 2) синхронизируются автоматически. Перечень случаев синхронизации:</w:t>
-      </w:r>
-    </w:p>
-    <w:p>
-      <w:pPr>
-        <w:spacing w:after="60"/>
-        <w:ind w:left="567" w:hanging="283"/>
-      </w:pPr>
-      <w:r>
-        <w:t>•  Изменение значения в таблице 1 → холст 1 немедленно перерисовывается.</w:t>
-      </w:r>
-    </w:p>
-    <w:p>
-      <w:pPr>
-        <w:spacing w:after="60"/>
-        <w:ind w:left="567" w:hanging="283"/>
-      </w:pPr>
-      <w:r>
-        <w:t>•  Добавление или удаление вершины → обе таблицы и холст 1 обновляются; если алгоритм был запущен, он сбрасывается.</w:t>
-      </w:r>
-    </w:p>
-    <w:p>
-      <w:pPr>
-        <w:spacing w:after="60"/>
-        <w:ind w:left="567" w:hanging="283"/>
-      </w:pPr>
-      <w:r>
-        <w:t>•  Переход к новому шагу алгоритма → таблица 2 и холст 2 обновляются; поле описания шага заполняется новыми значениями.</w:t>
-      </w:r>
-    </w:p>
-    <w:p>
-      <w:pPr>
-        <w:spacing w:after="60"/>
-        <w:ind w:left="567" w:hanging="283"/>
-      </w:pPr>
-      <w:r>
-        <w:t>•  Выделение элемента на холсте 1 → соответствующие ячейки таблицы 1 подсвечиваются (и наоборот).</w:t>
-      </w:r>
-    </w:p>
-    <w:p>
-      <w:pPr>
-        <w:spacing w:after="60"/>
-        <w:ind w:left="567" w:hanging="283"/>
-      </w:pPr>
-      <w:r>
-        <w:t>•  Выделение элемента на холсте 2 → соответствующие ячейки таблицы 2 подсвечиваются (и наоборот).</w:t>
+        <w:t>На холсте 2 отображаются только те рёбра, вес которых на текущем шаге отличен от «</w:t>
+      </w:r>
+      <w:proofErr w:type="spellStart"/>
+      <w:r>
+        <w:t>inf</w:t>
+      </w:r>
+      <w:proofErr w:type="spellEnd"/>
+      <w:r>
+        <w:t xml:space="preserve">». Это означает, что если на каком-либо шаге алгоритма пара вершин остаётся недостижимой, ребро между ними на холсте 2 не рисуется. По мере выполнения </w:t>
+      </w:r>
+      <w:r>
+        <w:lastRenderedPageBreak/>
+        <w:t>алгоритма рёбра могут появляться (если ранее «</w:t>
+      </w:r>
+      <w:proofErr w:type="spellStart"/>
+      <w:r>
+        <w:t>inf</w:t>
+      </w:r>
+      <w:proofErr w:type="spellEnd"/>
+      <w:r>
+        <w:t>» заменяется числом) или исчезать (если ранее существовавшее ребро заменяется «</w:t>
+      </w:r>
+      <w:proofErr w:type="spellStart"/>
+      <w:r>
+        <w:t>inf</w:t>
+      </w:r>
+      <w:proofErr w:type="spellEnd"/>
+      <w:r>
+        <w:t>», что в алгоритме Флойда‑</w:t>
+      </w:r>
+      <w:proofErr w:type="spellStart"/>
+      <w:r>
+        <w:t>Уоршалла</w:t>
+      </w:r>
+      <w:proofErr w:type="spellEnd"/>
+      <w:r>
+        <w:t xml:space="preserve"> не происходит, но предусмотрено для общности).</w:t>
       </w:r>
     </w:p>
     <w:p>
@@ -3493,141 +3160,7 @@
           <w:sz w:val="28"/>
           <w:szCs w:val="28"/>
         </w:rPr>
-        <w:t>1.2.7 Поведение</w:t>
-      </w:r>
-      <w:r>
-        <w:rPr>
-          <w:b/>
-          <w:bCs/>
-          <w:color w:val="000000"/>
-          <w:sz w:val="28"/>
-          <w:szCs w:val="28"/>
-        </w:rPr>
-        <w:t xml:space="preserve"> новых вершин</w:t>
-      </w:r>
-    </w:p>
-    <w:p>
-      <w:pPr>
-        <w:spacing w:after="80"/>
-        <w:ind w:firstLine="480"/>
-        <w:jc w:val="both"/>
-      </w:pPr>
-      <w:r>
-        <w:t>При добавлении новой вершины все её рёбра по умолчанию отсутствуют: в таблице 1 новые ячейки (кроме диагональной) заполняются значением «</w:t>
-      </w:r>
-      <w:proofErr w:type="spellStart"/>
-      <w:r>
-        <w:t>inf</w:t>
-      </w:r>
-      <w:proofErr w:type="spellEnd"/>
-      <w:r>
-        <w:t>». Диагональная ячейка (i, i) всегда равна 0. Пользователь может вручную задать веса рёбер для новой вершины, отредактировав соответствующие ячейки таблицы 1.</w:t>
-      </w:r>
-    </w:p>
-    <w:p>
-      <w:pPr>
-        <w:pStyle w:val="2"/>
-        <w:spacing w:before="280" w:after="140"/>
-      </w:pPr>
-      <w:r>
-        <w:rPr>
-          <w:b/>
-          <w:bCs/>
-          <w:color w:val="000000"/>
-          <w:sz w:val="28"/>
-          <w:szCs w:val="28"/>
-        </w:rPr>
-        <w:t>1.2.8 Отображение</w:t>
-      </w:r>
-      <w:r>
-        <w:rPr>
-          <w:b/>
-          <w:bCs/>
-          <w:color w:val="000000"/>
-          <w:sz w:val="28"/>
-          <w:szCs w:val="28"/>
-        </w:rPr>
-        <w:t xml:space="preserve"> графа кратчайших путей на холсте 2</w:t>
-      </w:r>
-    </w:p>
-    <w:p>
-      <w:pPr>
-        <w:spacing w:after="80"/>
-        <w:ind w:firstLine="480"/>
-        <w:jc w:val="both"/>
-      </w:pPr>
-      <w:r>
-        <w:t>На холсте 2 отображаются только те рёбра, вес которых на текущем шаге отличен от «</w:t>
-      </w:r>
-      <w:proofErr w:type="spellStart"/>
-      <w:r>
-        <w:t>inf</w:t>
-      </w:r>
-      <w:proofErr w:type="spellEnd"/>
-      <w:r>
-        <w:t xml:space="preserve">». Это означает, </w:t>
-      </w:r>
-      <w:proofErr w:type="gramStart"/>
-      <w:r>
-        <w:t>что</w:t>
-      </w:r>
-      <w:proofErr w:type="gramEnd"/>
-      <w:r>
-        <w:t xml:space="preserve"> если на каком-либо шаге алгоритма пара вершин остаётся недостижимой, ребро между ними на холсте 2 не рисуется. По мере выполнения </w:t>
-      </w:r>
-      <w:r>
-        <w:lastRenderedPageBreak/>
-        <w:t>алгоритма рёбра могут появляться (если ранее «</w:t>
-      </w:r>
-      <w:proofErr w:type="spellStart"/>
-      <w:r>
-        <w:t>inf</w:t>
-      </w:r>
-      <w:proofErr w:type="spellEnd"/>
-      <w:r>
-        <w:t>» заменяется числом) или исчезать (если ранее существовавшее ребро заменяется «</w:t>
-      </w:r>
-      <w:proofErr w:type="spellStart"/>
-      <w:r>
-        <w:t>inf</w:t>
-      </w:r>
-      <w:proofErr w:type="spellEnd"/>
-      <w:r>
-        <w:t>», что в алгоритме Флойда‑</w:t>
-      </w:r>
-      <w:proofErr w:type="spellStart"/>
-      <w:r>
-        <w:t>Уоршалла</w:t>
-      </w:r>
-      <w:proofErr w:type="spellEnd"/>
-      <w:r>
-        <w:t xml:space="preserve"> не происходит, но предусмотрено для общности).</w:t>
-      </w:r>
-    </w:p>
-    <w:p>
-      <w:pPr>
-        <w:pStyle w:val="2"/>
-        <w:spacing w:before="280" w:after="140"/>
-      </w:pPr>
-      <w:r>
-        <w:rPr>
-          <w:b/>
-          <w:bCs/>
-          <w:color w:val="000000"/>
-          <w:sz w:val="28"/>
-          <w:szCs w:val="28"/>
-        </w:rPr>
-        <w:t>1.2.9 Полный</w:t>
-      </w:r>
-      <w:r>
-        <w:rPr>
-          <w:b/>
-          <w:bCs/>
-          <w:color w:val="000000"/>
-          <w:sz w:val="28"/>
-          <w:szCs w:val="28"/>
-        </w:rPr>
-        <w:t xml:space="preserve"> перечень доступных действий пользователя</w:t>
+        <w:t>1.2.9 Полный перечень доступных действий пользователя</w:t>
       </w:r>
     </w:p>
     <w:p>
@@ -3664,12 +3197,6 @@
         <w:gridCol w:w="3943"/>
       </w:tblGrid>
       <w:tr>
-        <w:tblPrEx>
-          <w:tblCellMar>
-            <w:top w:w="0" w:type="dxa"/>
-            <w:bottom w:w="0" w:type="dxa"/>
-          </w:tblCellMar>
-        </w:tblPrEx>
         <w:trPr>
           <w:cantSplit/>
           <w:tblHeader/>
@@ -3784,12 +3311,6 @@
         </w:tc>
       </w:tr>
       <w:tr>
-        <w:tblPrEx>
-          <w:tblCellMar>
-            <w:top w:w="0" w:type="dxa"/>
-            <w:bottom w:w="0" w:type="dxa"/>
-          </w:tblCellMar>
-        </w:tblPrEx>
         <w:trPr>
           <w:cantSplit/>
         </w:trPr>
@@ -3887,12 +3408,6 @@
         </w:tc>
       </w:tr>
       <w:tr>
-        <w:tblPrEx>
-          <w:tblCellMar>
-            <w:top w:w="0" w:type="dxa"/>
-            <w:bottom w:w="0" w:type="dxa"/>
-          </w:tblCellMar>
-        </w:tblPrEx>
         <w:trPr>
           <w:cantSplit/>
         </w:trPr>
@@ -3990,12 +3505,6 @@
         </w:tc>
       </w:tr>
       <w:tr>
-        <w:tblPrEx>
-          <w:tblCellMar>
-            <w:top w:w="0" w:type="dxa"/>
-            <w:bottom w:w="0" w:type="dxa"/>
-          </w:tblCellMar>
-        </w:tblPrEx>
         <w:trPr>
           <w:cantSplit/>
         </w:trPr>
@@ -4109,12 +3618,6 @@
         </w:tc>
       </w:tr>
       <w:tr>
-        <w:tblPrEx>
-          <w:tblCellMar>
-            <w:top w:w="0" w:type="dxa"/>
-            <w:bottom w:w="0" w:type="dxa"/>
-          </w:tblCellMar>
-        </w:tblPrEx>
         <w:trPr>
           <w:cantSplit/>
         </w:trPr>
@@ -4212,12 +3715,6 @@
         </w:tc>
       </w:tr>
       <w:tr>
-        <w:tblPrEx>
-          <w:tblCellMar>
-            <w:top w:w="0" w:type="dxa"/>
-            <w:bottom w:w="0" w:type="dxa"/>
-          </w:tblCellMar>
-        </w:tblPrEx>
         <w:trPr>
           <w:cantSplit/>
         </w:trPr>
@@ -4315,12 +3812,6 @@
         </w:tc>
       </w:tr>
       <w:tr>
-        <w:tblPrEx>
-          <w:tblCellMar>
-            <w:top w:w="0" w:type="dxa"/>
-            <w:bottom w:w="0" w:type="dxa"/>
-          </w:tblCellMar>
-        </w:tblPrEx>
         <w:trPr>
           <w:cantSplit/>
         </w:trPr>
@@ -4434,12 +3925,6 @@
         </w:tc>
       </w:tr>
       <w:tr>
-        <w:tblPrEx>
-          <w:tblCellMar>
-            <w:top w:w="0" w:type="dxa"/>
-            <w:bottom w:w="0" w:type="dxa"/>
-          </w:tblCellMar>
-        </w:tblPrEx>
         <w:trPr>
           <w:cantSplit/>
         </w:trPr>
@@ -4538,12 +4023,6 @@
         </w:tc>
       </w:tr>
       <w:tr>
-        <w:tblPrEx>
-          <w:tblCellMar>
-            <w:top w:w="0" w:type="dxa"/>
-            <w:bottom w:w="0" w:type="dxa"/>
-          </w:tblCellMar>
-        </w:tblPrEx>
         <w:trPr>
           <w:cantSplit/>
         </w:trPr>
@@ -4657,12 +4136,6 @@
         </w:tc>
       </w:tr>
       <w:tr>
-        <w:tblPrEx>
-          <w:tblCellMar>
-            <w:top w:w="0" w:type="dxa"/>
-            <w:bottom w:w="0" w:type="dxa"/>
-          </w:tblCellMar>
-        </w:tblPrEx>
         <w:trPr>
           <w:cantSplit/>
         </w:trPr>
@@ -4760,12 +4233,6 @@
         </w:tc>
       </w:tr>
       <w:tr>
-        <w:tblPrEx>
-          <w:tblCellMar>
-            <w:top w:w="0" w:type="dxa"/>
-            <w:bottom w:w="0" w:type="dxa"/>
-          </w:tblCellMar>
-        </w:tblPrEx>
         <w:trPr>
           <w:cantSplit/>
         </w:trPr>
@@ -4863,12 +4330,6 @@
         </w:tc>
       </w:tr>
       <w:tr>
-        <w:tblPrEx>
-          <w:tblCellMar>
-            <w:top w:w="0" w:type="dxa"/>
-            <w:bottom w:w="0" w:type="dxa"/>
-          </w:tblCellMar>
-        </w:tblPrEx>
         <w:trPr>
           <w:cantSplit/>
         </w:trPr>
@@ -4982,12 +4443,6 @@
         </w:tc>
       </w:tr>
       <w:tr>
-        <w:tblPrEx>
-          <w:tblCellMar>
-            <w:top w:w="0" w:type="dxa"/>
-            <w:bottom w:w="0" w:type="dxa"/>
-          </w:tblCellMar>
-        </w:tblPrEx>
         <w:trPr>
           <w:cantSplit/>
         </w:trPr>
@@ -5085,12 +4540,6 @@
         </w:tc>
       </w:tr>
       <w:tr>
-        <w:tblPrEx>
-          <w:tblCellMar>
-            <w:top w:w="0" w:type="dxa"/>
-            <w:bottom w:w="0" w:type="dxa"/>
-          </w:tblCellMar>
-        </w:tblPrEx>
         <w:trPr>
           <w:cantSplit/>
         </w:trPr>
@@ -5188,12 +4637,6 @@
         </w:tc>
       </w:tr>
       <w:tr>
-        <w:tblPrEx>
-          <w:tblCellMar>
-            <w:top w:w="0" w:type="dxa"/>
-            <w:bottom w:w="0" w:type="dxa"/>
-          </w:tblCellMar>
-        </w:tblPrEx>
         <w:trPr>
           <w:cantSplit/>
         </w:trPr>
@@ -5292,12 +4735,6 @@
         </w:tc>
       </w:tr>
       <w:tr>
-        <w:tblPrEx>
-          <w:tblCellMar>
-            <w:top w:w="0" w:type="dxa"/>
-            <w:bottom w:w="0" w:type="dxa"/>
-          </w:tblCellMar>
-        </w:tblPrEx>
         <w:trPr>
           <w:cantSplit/>
         </w:trPr>
@@ -5395,12 +4832,6 @@
         </w:tc>
       </w:tr>
       <w:tr>
-        <w:tblPrEx>
-          <w:tblCellMar>
-            <w:top w:w="0" w:type="dxa"/>
-            <w:bottom w:w="0" w:type="dxa"/>
-          </w:tblCellMar>
-        </w:tblPrEx>
         <w:trPr>
           <w:cantSplit/>
         </w:trPr>
@@ -5498,12 +4929,6 @@
         </w:tc>
       </w:tr>
       <w:tr>
-        <w:tblPrEx>
-          <w:tblCellMar>
-            <w:top w:w="0" w:type="dxa"/>
-            <w:bottom w:w="0" w:type="dxa"/>
-          </w:tblCellMar>
-        </w:tblPrEx>
         <w:trPr>
           <w:cantSplit/>
         </w:trPr>
@@ -5601,12 +5026,6 @@
         </w:tc>
       </w:tr>
       <w:tr>
-        <w:tblPrEx>
-          <w:tblCellMar>
-            <w:top w:w="0" w:type="dxa"/>
-            <w:bottom w:w="0" w:type="dxa"/>
-          </w:tblCellMar>
-        </w:tblPrEx>
         <w:trPr>
           <w:cantSplit/>
         </w:trPr>
@@ -5731,15 +5150,7 @@
           <w:bCs/>
           <w:color w:val="000000"/>
         </w:rPr>
-        <w:t>1.3 Требования</w:t>
-      </w:r>
-      <w:r>
-        <w:rPr>
-          <w:b/>
-          <w:bCs/>
-          <w:color w:val="000000"/>
-        </w:rPr>
-        <w:t xml:space="preserve"> к выходным данным</w:t>
+        <w:t>1.3 Требования к выходным данным</w:t>
       </w:r>
     </w:p>
     <w:p>
@@ -5765,17 +5176,7 @@
           <w:sz w:val="28"/>
           <w:szCs w:val="28"/>
         </w:rPr>
-        <w:t>1.3.1 Файл</w:t>
-      </w:r>
-      <w:r>
-        <w:rPr>
-          <w:b/>
-          <w:bCs/>
-          <w:color w:val="000000"/>
-          <w:sz w:val="28"/>
-          <w:szCs w:val="28"/>
-        </w:rPr>
-        <w:t xml:space="preserve"> с матрицей кратчайших расстояний (CSV)</w:t>
+        <w:t>1.3.1 Файл с матрицей кратчайших расстояний (CSV)</w:t>
       </w:r>
     </w:p>
     <w:p>
@@ -5827,79 +5228,56 @@
           <w:szCs w:val="22"/>
           <w:lang w:val="en-US"/>
         </w:rPr>
-        <w:t>0,</w:t>
-      </w:r>
-      <w:proofErr w:type="gramStart"/>
+        <w:t>0,5,inf,2</w:t>
+      </w:r>
       <w:r>
         <w:rPr>
           <w:sz w:val="22"/>
           <w:szCs w:val="22"/>
           <w:lang w:val="en-US"/>
         </w:rPr>
-        <w:t>5,inf</w:t>
-      </w:r>
-      <w:proofErr w:type="gramEnd"/>
+        <w:br/>
+      </w:r>
       <w:r>
         <w:rPr>
           <w:sz w:val="22"/>
           <w:szCs w:val="22"/>
           <w:lang w:val="en-US"/>
         </w:rPr>
-        <w:t>,2 inf,0,</w:t>
-      </w:r>
-      <w:proofErr w:type="gramStart"/>
+        <w:t>inf,0,3,inf</w:t>
+      </w:r>
       <w:r>
         <w:rPr>
           <w:sz w:val="22"/>
           <w:szCs w:val="22"/>
           <w:lang w:val="en-US"/>
         </w:rPr>
-        <w:t>3,inf</w:t>
-      </w:r>
-      <w:proofErr w:type="gramEnd"/>
+        <w:br/>
+      </w:r>
       <w:r>
         <w:rPr>
           <w:sz w:val="22"/>
           <w:szCs w:val="22"/>
           <w:lang w:val="en-US"/>
         </w:rPr>
-        <w:t xml:space="preserve"> </w:t>
-      </w:r>
-      <w:proofErr w:type="gramStart"/>
+        <w:lastRenderedPageBreak/>
+        <w:t>inf,inf,0,1</w:t>
+      </w:r>
       <w:r>
         <w:rPr>
           <w:sz w:val="22"/>
           <w:szCs w:val="22"/>
           <w:lang w:val="en-US"/>
         </w:rPr>
-        <w:t>inf,inf</w:t>
-      </w:r>
-      <w:proofErr w:type="gramEnd"/>
+        <w:br/>
+      </w:r>
       <w:r>
         <w:rPr>
           <w:sz w:val="22"/>
           <w:szCs w:val="22"/>
           <w:lang w:val="en-US"/>
         </w:rPr>
-        <w:t xml:space="preserve">,0,1 </w:t>
-      </w:r>
-      <w:proofErr w:type="gramStart"/>
-      <w:r>
-        <w:rPr>
-          <w:sz w:val="22"/>
-          <w:szCs w:val="22"/>
-          <w:lang w:val="en-US"/>
-        </w:rPr>
-        <w:t>inf,inf</w:t>
-      </w:r>
-      <w:proofErr w:type="gramEnd"/>
-      <w:r>
-        <w:rPr>
-          <w:sz w:val="22"/>
-          <w:szCs w:val="22"/>
-          <w:lang w:val="en-US"/>
-        </w:rPr>
-        <w:t>,inf,0</w:t>
+        <w:t>inf,inf,inf,0</w:t>
       </w:r>
     </w:p>
     <w:p>
@@ -5909,7 +5287,6 @@
         <w:jc w:val="both"/>
       </w:pPr>
       <w:r>
-        <w:lastRenderedPageBreak/>
         <w:t>Здесь, например, значение «5» в первой строке означает, что кратчайшее расстояние от вершины 0 до вершины 1 равно 5; значение «</w:t>
       </w:r>
       <w:proofErr w:type="spellStart"/>
@@ -6020,12 +5397,6 @@
         <w:gridCol w:w="6145"/>
       </w:tblGrid>
       <w:tr>
-        <w:tblPrEx>
-          <w:tblCellMar>
-            <w:top w:w="0" w:type="dxa"/>
-            <w:bottom w:w="0" w:type="dxa"/>
-          </w:tblCellMar>
-        </w:tblPrEx>
         <w:trPr>
           <w:cantSplit/>
           <w:tblHeader/>
@@ -6086,12 +5457,6 @@
         </w:tc>
       </w:tr>
       <w:tr>
-        <w:tblPrEx>
-          <w:tblCellMar>
-            <w:top w:w="0" w:type="dxa"/>
-            <w:bottom w:w="0" w:type="dxa"/>
-          </w:tblCellMar>
-        </w:tblPrEx>
         <w:trPr>
           <w:cantSplit/>
         </w:trPr>
@@ -6143,12 +5508,6 @@
         </w:tc>
       </w:tr>
       <w:tr>
-        <w:tblPrEx>
-          <w:tblCellMar>
-            <w:top w:w="0" w:type="dxa"/>
-            <w:bottom w:w="0" w:type="dxa"/>
-          </w:tblCellMar>
-        </w:tblPrEx>
         <w:trPr>
           <w:cantSplit/>
         </w:trPr>
@@ -6200,12 +5559,6 @@
         </w:tc>
       </w:tr>
       <w:tr>
-        <w:tblPrEx>
-          <w:tblCellMar>
-            <w:top w:w="0" w:type="dxa"/>
-            <w:bottom w:w="0" w:type="dxa"/>
-          </w:tblCellMar>
-        </w:tblPrEx>
         <w:trPr>
           <w:cantSplit/>
         </w:trPr>
@@ -6257,12 +5610,6 @@
         </w:tc>
       </w:tr>
       <w:tr>
-        <w:tblPrEx>
-          <w:tblCellMar>
-            <w:top w:w="0" w:type="dxa"/>
-            <w:bottom w:w="0" w:type="dxa"/>
-          </w:tblCellMar>
-        </w:tblPrEx>
         <w:trPr>
           <w:cantSplit/>
         </w:trPr>
@@ -6314,12 +5661,6 @@
         </w:tc>
       </w:tr>
       <w:tr>
-        <w:tblPrEx>
-          <w:tblCellMar>
-            <w:top w:w="0" w:type="dxa"/>
-            <w:bottom w:w="0" w:type="dxa"/>
-          </w:tblCellMar>
-        </w:tblPrEx>
         <w:trPr>
           <w:cantSplit/>
         </w:trPr>
@@ -6421,12 +5762,6 @@
         <w:gridCol w:w="3950"/>
       </w:tblGrid>
       <w:tr>
-        <w:tblPrEx>
-          <w:tblCellMar>
-            <w:top w:w="0" w:type="dxa"/>
-            <w:bottom w:w="0" w:type="dxa"/>
-          </w:tblCellMar>
-        </w:tblPrEx>
         <w:trPr>
           <w:cantSplit/>
           <w:tblHeader/>
@@ -6514,12 +5849,6 @@
         </w:tc>
       </w:tr>
       <w:tr>
-        <w:tblPrEx>
-          <w:tblCellMar>
-            <w:top w:w="0" w:type="dxa"/>
-            <w:bottom w:w="0" w:type="dxa"/>
-          </w:tblCellMar>
-        </w:tblPrEx>
         <w:trPr>
           <w:cantSplit/>
         </w:trPr>
@@ -6594,12 +5923,6 @@
         </w:tc>
       </w:tr>
       <w:tr>
-        <w:tblPrEx>
-          <w:tblCellMar>
-            <w:top w:w="0" w:type="dxa"/>
-            <w:bottom w:w="0" w:type="dxa"/>
-          </w:tblCellMar>
-        </w:tblPrEx>
         <w:trPr>
           <w:cantSplit/>
         </w:trPr>
@@ -6674,12 +5997,6 @@
         </w:tc>
       </w:tr>
       <w:tr>
-        <w:tblPrEx>
-          <w:tblCellMar>
-            <w:top w:w="0" w:type="dxa"/>
-            <w:bottom w:w="0" w:type="dxa"/>
-          </w:tblCellMar>
-        </w:tblPrEx>
         <w:trPr>
           <w:cantSplit/>
         </w:trPr>
@@ -6773,12 +6090,6 @@
         </w:tc>
       </w:tr>
       <w:tr>
-        <w:tblPrEx>
-          <w:tblCellMar>
-            <w:top w:w="0" w:type="dxa"/>
-            <w:bottom w:w="0" w:type="dxa"/>
-          </w:tblCellMar>
-        </w:tblPrEx>
         <w:trPr>
           <w:cantSplit/>
         </w:trPr>
@@ -6853,12 +6164,6 @@
         </w:tc>
       </w:tr>
       <w:tr>
-        <w:tblPrEx>
-          <w:tblCellMar>
-            <w:top w:w="0" w:type="dxa"/>
-            <w:bottom w:w="0" w:type="dxa"/>
-          </w:tblCellMar>
-        </w:tblPrEx>
         <w:trPr>
           <w:cantSplit/>
         </w:trPr>
@@ -6933,12 +6238,6 @@
         </w:tc>
       </w:tr>
       <w:tr>
-        <w:tblPrEx>
-          <w:tblCellMar>
-            <w:top w:w="0" w:type="dxa"/>
-            <w:bottom w:w="0" w:type="dxa"/>
-          </w:tblCellMar>
-        </w:tblPrEx>
         <w:trPr>
           <w:cantSplit/>
         </w:trPr>
@@ -7013,12 +6312,6 @@
         </w:tc>
       </w:tr>
       <w:tr>
-        <w:tblPrEx>
-          <w:tblCellMar>
-            <w:top w:w="0" w:type="dxa"/>
-            <w:bottom w:w="0" w:type="dxa"/>
-          </w:tblCellMar>
-        </w:tblPrEx>
         <w:trPr>
           <w:cantSplit/>
         </w:trPr>
@@ -7093,12 +6386,6 @@
         </w:tc>
       </w:tr>
       <w:tr>
-        <w:tblPrEx>
-          <w:tblCellMar>
-            <w:top w:w="0" w:type="dxa"/>
-            <w:bottom w:w="0" w:type="dxa"/>
-          </w:tblCellMar>
-        </w:tblPrEx>
         <w:trPr>
           <w:cantSplit/>
         </w:trPr>
@@ -7167,34 +6454,12 @@
                 <w:sz w:val="22"/>
                 <w:szCs w:val="22"/>
               </w:rPr>
-              <w:t xml:space="preserve">[2026-07-15 10:05:01] [STATE] Шаг 7: k=1, i=2, j=3, </w:t>
-            </w:r>
-            <w:proofErr w:type="gramStart"/>
-            <w:r>
-              <w:rPr>
-                <w:sz w:val="22"/>
-                <w:szCs w:val="22"/>
-              </w:rPr>
-              <w:t>D[</w:t>
-            </w:r>
-            <w:proofErr w:type="gramEnd"/>
-            <w:r>
-              <w:rPr>
-                <w:sz w:val="22"/>
-                <w:szCs w:val="22"/>
-              </w:rPr>
-              <w:t>2][3] обновлено 10 → 7</w:t>
+              <w:t>[2026-07-15 10:05:01] [STATE] Шаг 7: k=1, i=2, j=3, D[2][3] обновлено 10 → 7</w:t>
             </w:r>
           </w:p>
         </w:tc>
       </w:tr>
       <w:tr>
-        <w:tblPrEx>
-          <w:tblCellMar>
-            <w:top w:w="0" w:type="dxa"/>
-            <w:bottom w:w="0" w:type="dxa"/>
-          </w:tblCellMar>
-        </w:tblPrEx>
         <w:trPr>
           <w:cantSplit/>
         </w:trPr>
@@ -7240,23 +6505,7 @@
                 <w:sz w:val="22"/>
                 <w:szCs w:val="22"/>
               </w:rPr>
-              <w:t xml:space="preserve">При нажатии «Пуск / Пауза» </w:t>
-            </w:r>
-            <w:proofErr w:type="gramStart"/>
-            <w:r>
-              <w:rPr>
-                <w:sz w:val="22"/>
-                <w:szCs w:val="22"/>
-              </w:rPr>
-              <w:t>во время</w:t>
-            </w:r>
-            <w:proofErr w:type="gramEnd"/>
-            <w:r>
-              <w:rPr>
-                <w:sz w:val="22"/>
-                <w:szCs w:val="22"/>
-              </w:rPr>
-              <w:t xml:space="preserve"> авт. выполнения.</w:t>
+              <w:t>При нажатии «Пуск / Пауза» во время авт. выполнения.</w:t>
             </w:r>
           </w:p>
         </w:tc>
@@ -7285,12 +6534,6 @@
         </w:tc>
       </w:tr>
       <w:tr>
-        <w:tblPrEx>
-          <w:tblCellMar>
-            <w:top w:w="0" w:type="dxa"/>
-            <w:bottom w:w="0" w:type="dxa"/>
-          </w:tblCellMar>
-        </w:tblPrEx>
         <w:trPr>
           <w:cantSplit/>
         </w:trPr>
@@ -7365,12 +6608,6 @@
         </w:tc>
       </w:tr>
       <w:tr>
-        <w:tblPrEx>
-          <w:tblCellMar>
-            <w:top w:w="0" w:type="dxa"/>
-            <w:bottom w:w="0" w:type="dxa"/>
-          </w:tblCellMar>
-        </w:tblPrEx>
         <w:trPr>
           <w:cantSplit/>
         </w:trPr>
@@ -7445,12 +6682,6 @@
         </w:tc>
       </w:tr>
       <w:tr>
-        <w:tblPrEx>
-          <w:tblCellMar>
-            <w:top w:w="0" w:type="dxa"/>
-            <w:bottom w:w="0" w:type="dxa"/>
-          </w:tblCellMar>
-        </w:tblPrEx>
         <w:trPr>
           <w:cantSplit/>
         </w:trPr>
@@ -7525,12 +6756,6 @@
         </w:tc>
       </w:tr>
       <w:tr>
-        <w:tblPrEx>
-          <w:tblCellMar>
-            <w:top w:w="0" w:type="dxa"/>
-            <w:bottom w:w="0" w:type="dxa"/>
-          </w:tblCellMar>
-        </w:tblPrEx>
         <w:trPr>
           <w:cantSplit/>
         </w:trPr>
@@ -7621,12 +6846,6 @@
         </w:tc>
       </w:tr>
       <w:tr>
-        <w:tblPrEx>
-          <w:tblCellMar>
-            <w:top w:w="0" w:type="dxa"/>
-            <w:bottom w:w="0" w:type="dxa"/>
-          </w:tblCellMar>
-        </w:tblPrEx>
         <w:trPr>
           <w:cantSplit/>
         </w:trPr>
@@ -7715,8 +6934,32 @@
           <w:sz w:val="28"/>
           <w:szCs w:val="28"/>
         </w:rPr>
-        <w:t>1.3.3 Таблица</w:t>
-      </w:r>
+        <w:t>1.3.3 Таблица с матрицей кратчайших расстояний</w:t>
+      </w:r>
+    </w:p>
+    <w:p>
+      <w:pPr>
+        <w:spacing w:after="80"/>
+        <w:ind w:firstLine="480"/>
+        <w:jc w:val="both"/>
+      </w:pPr>
+      <w:r>
+        <w:t>По завершении алгоритма таблица 2 содержит итоговую матрицу кратчайших расстояний: в ячейке (i, j) находится длина кратчайшего пути из вершины i в вершину j либо «</w:t>
+      </w:r>
+      <w:proofErr w:type="spellStart"/>
+      <w:r>
+        <w:t>inf</w:t>
+      </w:r>
+      <w:proofErr w:type="spellEnd"/>
+      <w:r>
+        <w:t>», если вершина j недостижима из вершины i. Диагональные элементы равны 0.</w:t>
+      </w:r>
+    </w:p>
+    <w:p>
+      <w:pPr>
+        <w:pStyle w:val="2"/>
+        <w:spacing w:before="280" w:after="140"/>
+      </w:pPr>
       <w:r>
         <w:rPr>
           <w:b/>
@@ -7725,7 +6968,7 @@
           <w:sz w:val="28"/>
           <w:szCs w:val="28"/>
         </w:rPr>
-        <w:t xml:space="preserve"> с матрицей кратчайших расстояний</w:t>
+        <w:t>1.3.4 Визуализация графа кратчайших путей</w:t>
       </w:r>
     </w:p>
     <w:p>
@@ -7735,7 +6978,7 @@
         <w:jc w:val="both"/>
       </w:pPr>
       <w:r>
-        <w:t>По завершении алгоритма таблица 2 содержит итоговую матрицу кратчайших расстояний: в ячейке (i, j) находится длина кратчайшего пути из вершины i в вершину j либо «</w:t>
+        <w:t>Холст 2 по завершении алгоритма отображает итоговый граф кратчайших путей: вершины и рёбра, веса которых отличны от «</w:t>
       </w:r>
       <w:proofErr w:type="spellStart"/>
       <w:r>
@@ -7743,7 +6986,21 @@
       </w:r>
       <w:proofErr w:type="spellEnd"/>
       <w:r>
-        <w:t>», если вершина j недостижима из вершины i. Диагональные элементы равны 0.</w:t>
+        <w:t>». Текущие элементы алгоритма (если алгоритм не завершён) подсвечиваются голубым, как описано в разделе 1.2.5.</w:t>
+      </w:r>
+    </w:p>
+    <w:p>
+      <w:pPr>
+        <w:pStyle w:val="1"/>
+        <w:spacing w:before="360" w:after="180"/>
+      </w:pPr>
+      <w:r>
+        <w:rPr>
+          <w:b/>
+          <w:bCs/>
+          <w:color w:val="000000"/>
+        </w:rPr>
+        <w:t>2.  ПЛАН РАЗРАБОТКИ И РАСПРЕДЕЛЕНИЕ РОЛЕЙ В БРИГАДЕ</w:t>
       </w:r>
     </w:p>
     <w:p>
@@ -7759,75 +7016,7 @@
           <w:sz w:val="28"/>
           <w:szCs w:val="28"/>
         </w:rPr>
-        <w:t>1.3.4 Визуализация</w:t>
-      </w:r>
-      <w:r>
-        <w:rPr>
-          <w:b/>
-          <w:bCs/>
-          <w:color w:val="000000"/>
-          <w:sz w:val="28"/>
-          <w:szCs w:val="28"/>
-        </w:rPr>
-        <w:t xml:space="preserve"> графа кратчайших путей</w:t>
-      </w:r>
-    </w:p>
-    <w:p>
-      <w:pPr>
-        <w:spacing w:after="80"/>
-        <w:ind w:firstLine="480"/>
-        <w:jc w:val="both"/>
-      </w:pPr>
-      <w:r>
-        <w:t>Холст 2 по завершении алгоритма отображает итоговый граф кратчайших путей: вершины и рёбра, веса которых отличны от «</w:t>
-      </w:r>
-      <w:proofErr w:type="spellStart"/>
-      <w:r>
-        <w:t>inf</w:t>
-      </w:r>
-      <w:proofErr w:type="spellEnd"/>
-      <w:r>
-        <w:t>». Текущие элементы алгоритма (если алгоритм не завершён) подсвечиваются голубым, как описано в разделе 1.2.5.</w:t>
-      </w:r>
-    </w:p>
-    <w:p>
-      <w:pPr>
-        <w:pStyle w:val="1"/>
-        <w:spacing w:before="360" w:after="180"/>
-      </w:pPr>
-      <w:r>
-        <w:rPr>
-          <w:b/>
-          <w:bCs/>
-          <w:color w:val="000000"/>
-        </w:rPr>
-        <w:t>2.  ПЛАН РАЗРАБОТКИ И РАСПРЕДЕЛЕНИЕ РОЛЕЙ В БРИГАДЕ</w:t>
-      </w:r>
-    </w:p>
-    <w:p>
-      <w:pPr>
-        <w:pStyle w:val="2"/>
-        <w:spacing w:before="280" w:after="140"/>
-      </w:pPr>
-      <w:r>
-        <w:rPr>
-          <w:b/>
-          <w:bCs/>
-          <w:color w:val="000000"/>
-          <w:sz w:val="28"/>
-          <w:szCs w:val="28"/>
-        </w:rPr>
-        <w:t>2.1 План</w:t>
-      </w:r>
-      <w:r>
-        <w:rPr>
-          <w:b/>
-          <w:bCs/>
-          <w:color w:val="000000"/>
-          <w:sz w:val="28"/>
-          <w:szCs w:val="28"/>
-        </w:rPr>
-        <w:t xml:space="preserve"> разработки</w:t>
+        <w:t>2.1 План разработки</w:t>
       </w:r>
     </w:p>
     <w:p>
@@ -7863,12 +7052,6 @@
         <w:gridCol w:w="5267"/>
       </w:tblGrid>
       <w:tr>
-        <w:tblPrEx>
-          <w:tblCellMar>
-            <w:top w:w="0" w:type="dxa"/>
-            <w:bottom w:w="0" w:type="dxa"/>
-          </w:tblCellMar>
-        </w:tblPrEx>
         <w:trPr>
           <w:cantSplit/>
           <w:tblHeader/>
@@ -7956,12 +7139,6 @@
         </w:tc>
       </w:tr>
       <w:tr>
-        <w:tblPrEx>
-          <w:tblCellMar>
-            <w:top w:w="0" w:type="dxa"/>
-            <w:bottom w:w="0" w:type="dxa"/>
-          </w:tblCellMar>
-        </w:tblPrEx>
         <w:trPr>
           <w:cantSplit/>
         </w:trPr>
@@ -8036,12 +7213,6 @@
         </w:tc>
       </w:tr>
       <w:tr>
-        <w:tblPrEx>
-          <w:tblCellMar>
-            <w:top w:w="0" w:type="dxa"/>
-            <w:bottom w:w="0" w:type="dxa"/>
-          </w:tblCellMar>
-        </w:tblPrEx>
         <w:trPr>
           <w:cantSplit/>
         </w:trPr>
@@ -8116,12 +7287,6 @@
         </w:tc>
       </w:tr>
       <w:tr>
-        <w:tblPrEx>
-          <w:tblCellMar>
-            <w:top w:w="0" w:type="dxa"/>
-            <w:bottom w:w="0" w:type="dxa"/>
-          </w:tblCellMar>
-        </w:tblPrEx>
         <w:trPr>
           <w:cantSplit/>
         </w:trPr>
@@ -8196,12 +7361,6 @@
         </w:tc>
       </w:tr>
       <w:tr>
-        <w:tblPrEx>
-          <w:tblCellMar>
-            <w:top w:w="0" w:type="dxa"/>
-            <w:bottom w:w="0" w:type="dxa"/>
-          </w:tblCellMar>
-        </w:tblPrEx>
         <w:trPr>
           <w:cantSplit/>
         </w:trPr>
@@ -8277,12 +7436,6 @@
         </w:tc>
       </w:tr>
       <w:tr>
-        <w:tblPrEx>
-          <w:tblCellMar>
-            <w:top w:w="0" w:type="dxa"/>
-            <w:bottom w:w="0" w:type="dxa"/>
-          </w:tblCellMar>
-        </w:tblPrEx>
         <w:trPr>
           <w:cantSplit/>
         </w:trPr>
@@ -8357,12 +7510,6 @@
         </w:tc>
       </w:tr>
       <w:tr>
-        <w:tblPrEx>
-          <w:tblCellMar>
-            <w:top w:w="0" w:type="dxa"/>
-            <w:bottom w:w="0" w:type="dxa"/>
-          </w:tblCellMar>
-        </w:tblPrEx>
         <w:trPr>
           <w:cantSplit/>
         </w:trPr>
@@ -8701,7 +7848,6 @@
         <w:pStyle w:val="2"/>
         <w:spacing w:before="280" w:after="140"/>
       </w:pPr>
-      <w:proofErr w:type="gramStart"/>
       <w:r>
         <w:rPr>
           <w:b/>
@@ -8710,18 +7856,7 @@
           <w:sz w:val="28"/>
           <w:szCs w:val="28"/>
         </w:rPr>
-        <w:t>2.2  Распределение</w:t>
-      </w:r>
-      <w:proofErr w:type="gramEnd"/>
-      <w:r>
-        <w:rPr>
-          <w:b/>
-          <w:bCs/>
-          <w:color w:val="000000"/>
-          <w:sz w:val="28"/>
-          <w:szCs w:val="28"/>
-        </w:rPr>
-        <w:t xml:space="preserve"> ролей в бригаде</w:t>
+        <w:t>2.2  Распределение ролей в бригаде</w:t>
       </w:r>
     </w:p>
     <w:p>
@@ -8747,29 +7882,7 @@
           <w:sz w:val="26"/>
           <w:szCs w:val="26"/>
         </w:rPr>
-        <w:t xml:space="preserve">Гребенюк </w:t>
-      </w:r>
-      <w:proofErr w:type="gramStart"/>
-      <w:r>
-        <w:rPr>
-          <w:b/>
-          <w:bCs/>
-          <w:color w:val="000000"/>
-          <w:sz w:val="26"/>
-          <w:szCs w:val="26"/>
-        </w:rPr>
-        <w:t>В.А.</w:t>
-      </w:r>
-      <w:proofErr w:type="gramEnd"/>
-      <w:r>
-        <w:rPr>
-          <w:b/>
-          <w:bCs/>
-          <w:color w:val="000000"/>
-          <w:sz w:val="26"/>
-          <w:szCs w:val="26"/>
-        </w:rPr>
-        <w:t xml:space="preserve"> — проектировщик и разработчик интерфейса</w:t>
+        <w:t>Гребенюк В.А. — проектировщик и разработчик интерфейса</w:t>
       </w:r>
     </w:p>
     <w:p>
@@ -8845,29 +7958,7 @@
           <w:sz w:val="26"/>
           <w:szCs w:val="26"/>
         </w:rPr>
-        <w:t xml:space="preserve">Хохряков </w:t>
-      </w:r>
-      <w:proofErr w:type="gramStart"/>
-      <w:r>
-        <w:rPr>
-          <w:b/>
-          <w:bCs/>
-          <w:color w:val="000000"/>
-          <w:sz w:val="26"/>
-          <w:szCs w:val="26"/>
-        </w:rPr>
-        <w:t>П.Н.</w:t>
-      </w:r>
-      <w:proofErr w:type="gramEnd"/>
-      <w:r>
-        <w:rPr>
-          <w:b/>
-          <w:bCs/>
-          <w:color w:val="000000"/>
-          <w:sz w:val="26"/>
-          <w:szCs w:val="26"/>
-        </w:rPr>
-        <w:t xml:space="preserve"> — разработчик ввода-вывода, логирования и тестирования</w:t>
+        <w:t>Хохряков П.Н. — разработчик ввода-вывода, логирования и тестирования</w:t>
       </w:r>
     </w:p>
     <w:p>

--- a/Spetsifikatsia.docx
+++ b/Spetsifikatsia.docx
@@ -728,11 +728,7 @@
       </w:r>
       <w:proofErr w:type="spellEnd"/>
       <w:r>
-        <w:t xml:space="preserve">» (или пустая ячейка) трактуется как отсутствие ребра. </w:t>
-      </w:r>
-      <w:r>
-        <w:lastRenderedPageBreak/>
-        <w:t>Диагональные ячейки (i, i) по умолчанию равны 0 и недоступны для редактирования. При изменении любого значения холст 1 немедленно перерисовывается. Ячейки, выделенные пользователем (мышью на холсте 1 или кликом по самой ячейке), подсвечиваются жёлтым цветом.</w:t>
+        <w:t>» (или пустая ячейка) трактуется как отсутствие ребра. Диагональные ячейки (i, i) по умолчанию равны 0 и недоступны для редактирования. При изменении любого значения холст 1 немедленно перерисовывается. Ячейки, выделенные пользователем (мышью на холсте 1 или кликом по самой ячейке), подсвечиваются жёлтым цветом.</w:t>
       </w:r>
     </w:p>
     <w:p>
@@ -1170,7 +1166,6 @@
                 <w:sz w:val="22"/>
                 <w:szCs w:val="22"/>
               </w:rPr>
-              <w:lastRenderedPageBreak/>
               <w:t>Кнопка</w:t>
             </w:r>
           </w:p>
@@ -1706,11 +1701,7 @@
         <w:jc w:val="both"/>
       </w:pPr>
       <w:r>
-        <w:t xml:space="preserve">Панель логов занимает нижнюю часть окна на всю её ширину. В ней построчно выводятся все события программы: действия пользователя, изменения состояния алгоритма, ошибки ввода-вывода. Каждая строка лога содержит временную метку, тип события и текстовое описание. Содержимое панели логов можно сохранить в </w:t>
-      </w:r>
-      <w:r>
-        <w:lastRenderedPageBreak/>
-        <w:t>текстовый файл кнопкой «Сохранение». Подробное описание формата логов и перечня событий приведено в разделе 1.4.2.</w:t>
+        <w:t>Панель логов занимает нижнюю часть окна на всю её ширину. В ней построчно выводятся все события программы: действия пользователя, изменения состояния алгоритма, ошибки ввода-вывода. Каждая строка лога содержит временную метку, тип события и текстовое описание. Содержимое панели логов можно сохранить в текстовый файл кнопкой «Сохранение». Подробное описание формата логов и перечня событий приведено в разделе 1.4.2.</w:t>
       </w:r>
     </w:p>
     <w:p>
@@ -2341,7 +2332,6 @@
         <w:jc w:val="both"/>
       </w:pPr>
       <w:r>
-        <w:lastRenderedPageBreak/>
         <w:t xml:space="preserve">Обратное действие также работает: клик по ячейке (i, j) таблицы выделяет соответствующее ребро на холсте; клик по заголовку строки i или столбца j выделяет всю строку i (или весь столбец j) в таблице и вершину i (или j) вместе со всеми её исходящими или входящими рёбрами на холсте. Выделение сбрасывается кликом по пустому месту на холсте или нажатием клавиши </w:t>
       </w:r>
       <w:proofErr w:type="spellStart"/>
@@ -2920,7 +2910,6 @@
           <w:sz w:val="28"/>
           <w:szCs w:val="28"/>
         </w:rPr>
-        <w:lastRenderedPageBreak/>
         <w:t>1.2.5 Подсветка элементов на шаге алгоритма</w:t>
       </w:r>
     </w:p>
@@ -3116,11 +3105,7 @@
       </w:r>
       <w:proofErr w:type="spellEnd"/>
       <w:r>
-        <w:t xml:space="preserve">». Это означает, что если на каком-либо шаге алгоритма пара вершин остаётся недостижимой, ребро между ними на холсте 2 не рисуется. По мере выполнения </w:t>
-      </w:r>
-      <w:r>
-        <w:lastRenderedPageBreak/>
-        <w:t>алгоритма рёбра могут появляться (если ранее «</w:t>
+        <w:t>». Это означает, что если на каком-либо шаге алгоритма пара вершин остаётся недостижимой, ребро между ними на холсте 2 не рисуется. По мере выполнения алгоритма рёбра могут появляться (если ранее «</w:t>
       </w:r>
       <w:proofErr w:type="spellStart"/>
       <w:r>
@@ -3947,7 +3932,6 @@
                 <w:sz w:val="22"/>
                 <w:szCs w:val="22"/>
               </w:rPr>
-              <w:lastRenderedPageBreak/>
               <w:t>7</w:t>
             </w:r>
           </w:p>
@@ -4659,7 +4643,6 @@
                 <w:sz w:val="22"/>
                 <w:szCs w:val="22"/>
               </w:rPr>
-              <w:lastRenderedPageBreak/>
               <w:t>14</w:t>
             </w:r>
           </w:p>
@@ -5260,7 +5243,6 @@
           <w:szCs w:val="22"/>
           <w:lang w:val="en-US"/>
         </w:rPr>
-        <w:lastRenderedPageBreak/>
         <w:t>inf,inf,0,1</w:t>
       </w:r>
       <w:r>
@@ -5735,7 +5717,6 @@
         <w:jc w:val="both"/>
       </w:pPr>
       <w:r>
-        <w:lastRenderedPageBreak/>
         <w:t>Событие — любое значимое изменение в работе программы, которое записывается в лог. Ниже перечислены все типы событий, фиксируемые программой.</w:t>
       </w:r>
     </w:p>
@@ -6868,7 +6849,6 @@
                 <w:sz w:val="22"/>
                 <w:szCs w:val="22"/>
               </w:rPr>
-              <w:lastRenderedPageBreak/>
               <w:t>Ошибка ввода-вывода</w:t>
             </w:r>
           </w:p>
@@ -6976,6 +6956,9 @@
         <w:spacing w:after="80"/>
         <w:ind w:firstLine="480"/>
         <w:jc w:val="both"/>
+        <w:rPr>
+          <w:lang w:val="en-US"/>
+        </w:rPr>
       </w:pPr>
       <w:r>
         <w:t>Холст 2 по завершении алгоритма отображает итоговый граф кратчайших путей: вершины и рёбра, веса которых отличны от «</w:t>
@@ -6987,6 +6970,121 @@
       <w:proofErr w:type="spellEnd"/>
       <w:r>
         <w:t>». Текущие элементы алгоритма (если алгоритм не завершён) подсвечиваются голубым, как описано в разделе 1.2.5.</w:t>
+      </w:r>
+    </w:p>
+    <w:p>
+      <w:pPr>
+        <w:pStyle w:val="1"/>
+        <w:spacing w:before="360" w:after="180"/>
+      </w:pPr>
+      <w:r>
+        <w:rPr>
+          <w:b/>
+          <w:bCs/>
+          <w:color w:val="000000"/>
+        </w:rPr>
+        <w:t xml:space="preserve">1.3 </w:t>
+      </w:r>
+      <w:r>
+        <w:rPr>
+          <w:b/>
+          <w:bCs/>
+          <w:color w:val="000000"/>
+        </w:rPr>
+        <w:t>Доп. требования</w:t>
+      </w:r>
+    </w:p>
+    <w:p>
+      <w:pPr>
+        <w:spacing w:after="80"/>
+        <w:jc w:val="both"/>
+      </w:pPr>
+      <w:r>
+        <w:t>- Увеличить количество смысловых цветов в подсветке:</w:t>
+      </w:r>
+    </w:p>
+    <w:p>
+      <w:pPr>
+        <w:spacing w:after="80"/>
+        <w:jc w:val="both"/>
+      </w:pPr>
+      <w:r>
+        <w:rPr>
+          <w:rFonts w:ascii="MS Mincho" w:eastAsia="MS Mincho" w:hAnsi="MS Mincho" w:cs="MS Mincho" w:hint="eastAsia"/>
+        </w:rPr>
+        <w:t xml:space="preserve">　</w:t>
+      </w:r>
+      <w:r>
+        <w:t>◦ отдельные цвета для вершин k, i, j (для k-вершины это и так было предусмотрено);</w:t>
+      </w:r>
+    </w:p>
+    <w:p>
+      <w:pPr>
+        <w:spacing w:after="80"/>
+        <w:jc w:val="both"/>
+      </w:pPr>
+      <w:r>
+        <w:rPr>
+          <w:rFonts w:ascii="MS Mincho" w:eastAsia="MS Mincho" w:hAnsi="MS Mincho" w:cs="MS Mincho" w:hint="eastAsia"/>
+        </w:rPr>
+        <w:t xml:space="preserve">　</w:t>
+      </w:r>
+      <w:r>
+        <w:t>◦ при обновлении в матрице ячейку и соответствующее ребро выделять зелёным.</w:t>
+      </w:r>
+    </w:p>
+    <w:p>
+      <w:pPr>
+        <w:spacing w:after="80"/>
+        <w:jc w:val="both"/>
+      </w:pPr>
+      <w:r>
+        <w:t>- В поле рядом с "Шаг N" можно ввести не только число, но и букву — k, i, или j:</w:t>
+      </w:r>
+    </w:p>
+    <w:p>
+      <w:pPr>
+        <w:spacing w:after="80"/>
+        <w:jc w:val="both"/>
+      </w:pPr>
+      <w:r>
+        <w:rPr>
+          <w:rFonts w:ascii="MS Mincho" w:eastAsia="MS Mincho" w:hAnsi="MS Mincho" w:cs="MS Mincho" w:hint="eastAsia"/>
+        </w:rPr>
+        <w:t xml:space="preserve">　</w:t>
+      </w:r>
+      <w:r>
+        <w:t>◦ если введено "j", то алгоритм выполняет от 1 до N шагов, переходя к началу следующей средней итерации (0 шагов в конечном состоянии);</w:t>
+      </w:r>
+    </w:p>
+    <w:p>
+      <w:pPr>
+        <w:spacing w:after="80"/>
+        <w:jc w:val="both"/>
+      </w:pPr>
+      <w:r>
+        <w:rPr>
+          <w:rFonts w:ascii="MS Mincho" w:eastAsia="MS Mincho" w:hAnsi="MS Mincho" w:cs="MS Mincho" w:hint="eastAsia"/>
+        </w:rPr>
+        <w:t xml:space="preserve">　</w:t>
+      </w:r>
+      <w:r>
+        <w:t>◦ если введено "i", то алгоритм выполняет от 1 до N^2 шагов, переходя к началу следующей крупной итерации (0 шагов в конечном состоянии);</w:t>
+      </w:r>
+    </w:p>
+    <w:p>
+      <w:pPr>
+        <w:spacing w:after="80"/>
+        <w:jc w:val="both"/>
+      </w:pPr>
+      <w:r>
+        <w:rPr>
+          <w:rFonts w:ascii="MS Mincho" w:eastAsia="MS Mincho" w:hAnsi="MS Mincho" w:cs="MS Mincho" w:hint="eastAsia"/>
+        </w:rPr>
+        <w:t xml:space="preserve">　</w:t>
+      </w:r>
+      <w:r>
+        <w:t>◦ если введено "k", то алгоритм выполняет все оставшиеся до конца шаги.</w:t>
       </w:r>
     </w:p>
     <w:p>
@@ -7383,7 +7481,6 @@
                 <w:sz w:val="22"/>
                 <w:szCs w:val="22"/>
               </w:rPr>
-              <w:lastRenderedPageBreak/>
               <w:t>17.07.2026</w:t>
             </w:r>
           </w:p>
@@ -7709,7 +7806,6 @@
         <w:jc w:val="both"/>
       </w:pPr>
       <w:r>
-        <w:lastRenderedPageBreak/>
         <w:t>Исходное состояние. Пользователь задаёт граф одним из двух способов: редактирует таблицу 1 вручную (как в прототипе) или нажимает кнопку «Ввод из файла» и выбирает CSV-файл с матрицей смежности. После загрузки файла таблица 1 заполняется значениями, холст 1 перерисовывается. Таблица 2 на этом этапе совпадает с таблицей 1 (алгоритм ещё не запущен); холст 2 отображает тот же граф, что и холст 1. Поле описания шага пусто или содержит сообщение «Алгоритм не запущен». Программа находится в состоянии «Ожидание ввода».</w:t>
       </w:r>
     </w:p>
@@ -7810,11 +7906,7 @@
         <w:jc w:val="both"/>
       </w:pPr>
       <w:r>
-        <w:t xml:space="preserve">Что НЕ входит в версию 1. Кнопка «Шаг назад» присутствует на панели, но остаётся неактивной; движение назад по шагам появится в версии 2. До этого момента вернуться к предыдущему состоянию можно только кнопкой «Сброс» (которая </w:t>
-      </w:r>
-      <w:r>
-        <w:lastRenderedPageBreak/>
-        <w:t>откатывает алгоритм к началу, а не на один шаг). Сохранение логов в файл появится в версии 2; в версии 1 логи отображаются в панели, но не сохраняются.</w:t>
+        <w:t>Что НЕ входит в версию 1. Кнопка «Шаг назад» присутствует на панели, но остаётся неактивной; движение назад по шагам появится в версии 2. До этого момента вернуться к предыдущему состоянию можно только кнопкой «Сброс» (которая откатывает алгоритм к началу, а не на один шаг). Сохранение логов в файл появится в версии 2; в версии 1 логи отображаются в панели, но не сохраняются.</w:t>
       </w:r>
     </w:p>
     <w:p>
@@ -8620,6 +8712,7 @@
   </w:style>
   <w:style w:type="paragraph" w:styleId="1">
     <w:name w:val="heading 1"/>
+    <w:link w:val="10"/>
     <w:uiPriority w:val="9"/>
     <w:qFormat/>
     <w:pPr>
@@ -8701,7 +8794,6 @@
   <w:style w:type="character" w:default="1" w:styleId="a0">
     <w:name w:val="Default Paragraph Font"/>
     <w:uiPriority w:val="1"/>
-    <w:semiHidden/>
     <w:unhideWhenUsed/>
   </w:style>
   <w:style w:type="table" w:default="1" w:styleId="a1">
@@ -8734,7 +8826,7 @@
       <w:szCs w:val="56"/>
     </w:rPr>
   </w:style>
-  <w:style w:type="paragraph" w:customStyle="1" w:styleId="10">
+  <w:style w:type="paragraph" w:customStyle="1" w:styleId="11">
     <w:name w:val="Строгий1"/>
     <w:qFormat/>
     <w:rPr>
@@ -8821,6 +8913,18 @@
     <w:rPr>
       <w:sz w:val="20"/>
       <w:szCs w:val="20"/>
+    </w:rPr>
+  </w:style>
+  <w:style w:type="character" w:customStyle="1" w:styleId="10">
+    <w:name w:val="Заголовок 1 Знак"/>
+    <w:basedOn w:val="a0"/>
+    <w:link w:val="1"/>
+    <w:uiPriority w:val="9"/>
+    <w:rsid w:val="00C460E8"/>
+    <w:rPr>
+      <w:color w:val="2E74B5"/>
+      <w:sz w:val="32"/>
+      <w:szCs w:val="32"/>
     </w:rPr>
   </w:style>
 </w:styles>

--- a/Spetsifikatsia.docx
+++ b/Spetsifikatsia.docx
@@ -6956,9 +6956,6 @@
         <w:spacing w:after="80"/>
         <w:ind w:firstLine="480"/>
         <w:jc w:val="both"/>
-        <w:rPr>
-          <w:lang w:val="en-US"/>
-        </w:rPr>
       </w:pPr>
       <w:r>
         <w:t>Холст 2 по завершении алгоритма отображает итоговый граф кратчайших путей: вершины и рёбра, веса которых отличны от «</w:t>
@@ -6983,7 +6980,16 @@
           <w:bCs/>
           <w:color w:val="000000"/>
         </w:rPr>
-        <w:t xml:space="preserve">1.3 </w:t>
+        <w:t>1.</w:t>
+      </w:r>
+      <w:r>
+        <w:rPr>
+          <w:b/>
+          <w:bCs/>
+          <w:color w:val="000000"/>
+          <w:lang w:val="en-US"/>
+        </w:rPr>
+        <w:t>4</w:t>
       </w:r>
       <w:r>
         <w:rPr>
@@ -6991,7 +6997,7 @@
           <w:bCs/>
           <w:color w:val="000000"/>
         </w:rPr>
-        <w:t>Доп. требования</w:t>
+        <w:t xml:space="preserve"> Доп. требования</w:t>
       </w:r>
     </w:p>
     <w:p>
@@ -8794,6 +8800,7 @@
   <w:style w:type="character" w:default="1" w:styleId="a0">
     <w:name w:val="Default Paragraph Font"/>
     <w:uiPriority w:val="1"/>
+    <w:semiHidden/>
     <w:unhideWhenUsed/>
   </w:style>
   <w:style w:type="table" w:default="1" w:styleId="a1">

--- a/Spetsifikatsia.docx
+++ b/Spetsifikatsia.docx
@@ -24,15 +24,7 @@
         <w:jc w:val="both"/>
       </w:pPr>
       <w:r>
-        <w:t>Программа должна реализовывать алгоритм Флойда‑</w:t>
-      </w:r>
-      <w:proofErr w:type="spellStart"/>
-      <w:r>
-        <w:t>Уоршалла</w:t>
-      </w:r>
-      <w:proofErr w:type="spellEnd"/>
-      <w:r>
-        <w:t xml:space="preserve"> для поиска кратчайших путей между всеми парами вершин в ориентированном графе и предоставлять графический интерфейс, визуализирующий построение матрицы кратчайших расстояний шаг за шагом. Программа предназначена для использования в учебных целях и должна позволять пользователю пошагово прослеживать работу алгоритма: видеть, какие именно элементы матрицы сравниваются и обновляются на каждой итерации, какие вершины и рёбра графа им соответствуют, и каким образом формируется итоговая матрица кратчайших путей.</w:t>
+        <w:t>Программа должна реализовывать алгоритм Флойда‑Уоршалла для поиска кратчайших путей между всеми парами вершин в ориентированном графе и предоставлять графический интерфейс, визуализирующий построение матрицы кратчайших расстояний шаг за шагом. Программа предназначена для использования в учебных целях и должна позволять пользователю пошагово прослеживать работу алгоритма: видеть, какие именно элементы матрицы сравниваются и обновляются на каждой итерации, какие вершины и рёбра графа им соответствуют, и каким образом формируется итоговая матрица кратчайших путей.</w:t>
       </w:r>
     </w:p>
     <w:p>
@@ -253,23 +245,7 @@
                 <w:sz w:val="22"/>
                 <w:szCs w:val="22"/>
               </w:rPr>
-              <w:t>Пользователь редактирует ячейки таблицы 1 (см. 1.2.1) вручную: задаёт количество вершин, веса рёбер между парами вершин. Значение «</w:t>
-            </w:r>
-            <w:proofErr w:type="spellStart"/>
-            <w:r>
-              <w:rPr>
-                <w:sz w:val="22"/>
-                <w:szCs w:val="22"/>
-              </w:rPr>
-              <w:t>inf</w:t>
-            </w:r>
-            <w:proofErr w:type="spellEnd"/>
-            <w:r>
-              <w:rPr>
-                <w:sz w:val="22"/>
-                <w:szCs w:val="22"/>
-              </w:rPr>
-              <w:t>» означает отсутствие ребра.</w:t>
+              <w:t>Пользователь редактирует ячейки таблицы 1 (см. 1.2.1) вручную: задаёт количество вершин, веса рёбер между парами вершин. Значение «inf» означает отсутствие ребра.</w:t>
             </w:r>
           </w:p>
         </w:tc>
@@ -417,23 +393,7 @@
                 <w:sz w:val="22"/>
                 <w:szCs w:val="22"/>
               </w:rPr>
-              <w:t>Кнопки «Добавить вершину» и «Удалить вершину» на панели управления изменяют размер матрицы: первая добавляет новую строку и столбец со значениями «</w:t>
-            </w:r>
-            <w:proofErr w:type="spellStart"/>
-            <w:r>
-              <w:rPr>
-                <w:sz w:val="22"/>
-                <w:szCs w:val="22"/>
-              </w:rPr>
-              <w:t>inf</w:t>
-            </w:r>
-            <w:proofErr w:type="spellEnd"/>
-            <w:r>
-              <w:rPr>
-                <w:sz w:val="22"/>
-                <w:szCs w:val="22"/>
-              </w:rPr>
-              <w:t>» по умолчанию, вторая удаляет выбранную вершину (или последнюю, если выделения нет).</w:t>
+              <w:t>Кнопки «Добавить вершину» и «Удалить вершину» на панели управления изменяют размер матрицы: первая добавляет новую строку и столбец со значениями «inf» по умолчанию, вторая удаляет выбранную вершину (или последнюю, если выделения нет).</w:t>
             </w:r>
           </w:p>
         </w:tc>
@@ -686,15 +646,7 @@
         <w:jc w:val="both"/>
       </w:pPr>
       <w:r>
-        <w:t>Холст 2 расположен в правой верхней части окна и отображает текущее состояние графа кратчайших путей, соответствующее таблице 2. На нём показываются только те рёбра, вес которых на текущем шаге отличен от «</w:t>
-      </w:r>
-      <w:proofErr w:type="spellStart"/>
-      <w:r>
-        <w:t>inf</w:t>
-      </w:r>
-      <w:proofErr w:type="spellEnd"/>
-      <w:r>
-        <w:t>», то есть только достижимые пары вершин. Вершины и рёбра, задействованные в текущей итерации алгоритма (то есть те, которые алгоритм в данный момент сравнивает или обновляет), подсвечиваются голубым цветом. При переходе между шагами холст 2 автоматически обновляется.</w:t>
+        <w:t>Холст 2 расположен в правой верхней части окна и отображает текущее состояние графа кратчайших путей, соответствующее таблице 2. На нём показываются только те рёбра, вес которых на текущем шаге отличен от «inf», то есть только достижимые пары вершин. Вершины и рёбра, задействованные в текущей итерации алгоритма (то есть те, которые алгоритм в данный момент сравнивает или обновляет), подсвечиваются голубым цветом. При переходе между шагами холст 2 автоматически обновляется.</w:t>
       </w:r>
     </w:p>
     <w:p>
@@ -720,15 +672,7 @@
         <w:jc w:val="both"/>
       </w:pPr>
       <w:r>
-        <w:t>Таблица 1 расположена в левой нижней части окна под холстом 1 и представляет собой редактируемую квадратную матрицу N×N. Заголовки строк и столбцов — номера вершин от 0 до N–1. В ячейке с координатами (i, j) записан вес ребра из вершины i в вершину j. Пользователь может редактировать значения ячеек напрямую с клавиатуры. Значение «</w:t>
-      </w:r>
-      <w:proofErr w:type="spellStart"/>
-      <w:r>
-        <w:t>inf</w:t>
-      </w:r>
-      <w:proofErr w:type="spellEnd"/>
-      <w:r>
-        <w:t>» (или пустая ячейка) трактуется как отсутствие ребра. Диагональные ячейки (i, i) по умолчанию равны 0 и недоступны для редактирования. При изменении любого значения холст 1 немедленно перерисовывается. Ячейки, выделенные пользователем (мышью на холсте 1 или кликом по самой ячейке), подсвечиваются жёлтым цветом.</w:t>
+        <w:t>Таблица 1 расположена в левой нижней части окна под холстом 1 и представляет собой редактируемую квадратную матрицу N×N. Заголовки строк и столбцов — номера вершин от 0 до N–1. В ячейке с координатами (i, j) записан вес ребра из вершины i в вершину j. Пользователь может редактировать значения ячеек напрямую с клавиатуры. Значение «inf» (или пустая ячейка) трактуется как отсутствие ребра. Диагональные ячейки (i, i) по умолчанию равны 0 и недоступны для редактирования. При изменении любого значения холст 1 немедленно перерисовывается. Ячейки, выделенные пользователем (мышью на холсте 1 или кликом по самой ячейке), подсвечиваются жёлтым цветом.</w:t>
       </w:r>
     </w:p>
     <w:p>
@@ -977,23 +921,7 @@
                 <w:sz w:val="22"/>
                 <w:szCs w:val="22"/>
               </w:rPr>
-              <w:t xml:space="preserve">Запускает автоматическое выполнение алгоритма с текущего шага. При повторном нажатии — ставит выполнение на паузу. Скорость автоматического выполнения задаётся кнопкой «Скорость </w:t>
-            </w:r>
-            <w:proofErr w:type="spellStart"/>
-            <w:r>
-              <w:rPr>
-                <w:sz w:val="22"/>
-                <w:szCs w:val="22"/>
-              </w:rPr>
-              <w:t>kx</w:t>
-            </w:r>
-            <w:proofErr w:type="spellEnd"/>
-            <w:r>
-              <w:rPr>
-                <w:sz w:val="22"/>
-                <w:szCs w:val="22"/>
-              </w:rPr>
-              <w:t>».</w:t>
+              <w:t>Запускает автоматическое выполнение алгоритма с текущего шага. При повторном нажатии — ставит выполнение на паузу. Скорость автоматического выполнения задаётся кнопкой «Скорость kx».</w:t>
             </w:r>
           </w:p>
         </w:tc>
@@ -1244,23 +1172,7 @@
                 <w:sz w:val="22"/>
                 <w:szCs w:val="22"/>
               </w:rPr>
-              <w:t xml:space="preserve">Открывает диалог выбора файла; выбранный CSV-файл загружается в таблицу 1. Если в таблице 1 есть </w:t>
-            </w:r>
-            <w:proofErr w:type="spellStart"/>
-            <w:r>
-              <w:rPr>
-                <w:sz w:val="22"/>
-                <w:szCs w:val="22"/>
-              </w:rPr>
-              <w:t>несохранённые</w:t>
-            </w:r>
-            <w:proofErr w:type="spellEnd"/>
-            <w:r>
-              <w:rPr>
-                <w:sz w:val="22"/>
-                <w:szCs w:val="22"/>
-              </w:rPr>
-              <w:t xml:space="preserve"> изменения, программа запрашивает подтверждение перезаписи.</w:t>
+              <w:t>Открывает диалог выбора файла; выбранный CSV-файл загружается в таблицу 1. Если в таблице 1 есть несохранённые изменения, программа запрашивает подтверждение перезаписи.</w:t>
             </w:r>
           </w:p>
         </w:tc>
@@ -1460,23 +1372,7 @@
                 <w:sz w:val="22"/>
                 <w:szCs w:val="22"/>
               </w:rPr>
-              <w:t>Добавляет в граф новую вершину с номером N (где N — текущее количество вершин). В таблице 1 добавляется новая строка и новый столбец; все новые ячейки заполняются значением «</w:t>
-            </w:r>
-            <w:proofErr w:type="spellStart"/>
-            <w:r>
-              <w:rPr>
-                <w:sz w:val="22"/>
-                <w:szCs w:val="22"/>
-              </w:rPr>
-              <w:t>inf</w:t>
-            </w:r>
-            <w:proofErr w:type="spellEnd"/>
-            <w:r>
-              <w:rPr>
-                <w:sz w:val="22"/>
-                <w:szCs w:val="22"/>
-              </w:rPr>
-              <w:t>», диагональная — значением 0. На холсте 1 новая вершина размещается на круговой раскладке; остальные вершины перераспределяются равномерно.</w:t>
+              <w:t>Добавляет в граф новую вершину с номером N (где N — текущее количество вершин). В таблице 1 добавляется новая строка и новый столбец; все новые ячейки заполняются значением «inf», диагональная — значением 0. На холсте 1 новая вершина размещается на круговой раскладке; остальные вершины перераспределяются равномерно.</w:t>
             </w:r>
           </w:p>
         </w:tc>
@@ -1606,17 +1502,8 @@
                 <w:sz w:val="22"/>
                 <w:szCs w:val="22"/>
               </w:rPr>
-              <w:t xml:space="preserve">Скорость </w:t>
-            </w:r>
-            <w:proofErr w:type="spellStart"/>
-            <w:r>
-              <w:rPr>
-                <w:sz w:val="22"/>
-                <w:szCs w:val="22"/>
-              </w:rPr>
-              <w:t>kx</w:t>
-            </w:r>
-            <w:proofErr w:type="spellEnd"/>
+              <w:t>Скорость kx</w:t>
+            </w:r>
           </w:p>
         </w:tc>
         <w:tc>
@@ -1667,15 +1554,7 @@
         <w:jc w:val="both"/>
       </w:pPr>
       <w:r>
-        <w:t xml:space="preserve">Поле расположено в правой нижней части окна, рядом с панелью управления. В нём в </w:t>
-      </w:r>
-      <w:proofErr w:type="spellStart"/>
-      <w:r>
-        <w:t>человекочитаемом</w:t>
-      </w:r>
-      <w:proofErr w:type="spellEnd"/>
-      <w:r>
-        <w:t xml:space="preserve"> виде выводится информация о текущем шаге алгоритма. Подробное описание содержимого поля приведено в разделе 1.2.4.</w:t>
+        <w:t>Поле расположено в правой нижней части окна, рядом с панелью управления. В нём в человекочитаемом виде выводится информация о текущем шаге алгоритма. Подробное описание содержимого поля приведено в разделе 1.2.4.</w:t>
       </w:r>
     </w:p>
     <w:p>
@@ -2191,17 +2070,8 @@
                 <w:sz w:val="22"/>
                 <w:szCs w:val="22"/>
               </w:rPr>
-              <w:t xml:space="preserve">Скорость </w:t>
-            </w:r>
-            <w:proofErr w:type="spellStart"/>
-            <w:r>
-              <w:rPr>
-                <w:sz w:val="22"/>
-                <w:szCs w:val="22"/>
-              </w:rPr>
-              <w:t>kx</w:t>
-            </w:r>
-            <w:proofErr w:type="spellEnd"/>
+              <w:t>Скорость kx</w:t>
+            </w:r>
           </w:p>
         </w:tc>
         <w:tc>
@@ -2332,15 +2202,7 @@
         <w:jc w:val="both"/>
       </w:pPr>
       <w:r>
-        <w:t xml:space="preserve">Обратное действие также работает: клик по ячейке (i, j) таблицы выделяет соответствующее ребро на холсте; клик по заголовку строки i или столбца j выделяет всю строку i (или весь столбец j) в таблице и вершину i (или j) вместе со всеми её исходящими или входящими рёбрами на холсте. Выделение сбрасывается кликом по пустому месту на холсте или нажатием клавиши </w:t>
-      </w:r>
-      <w:proofErr w:type="spellStart"/>
-      <w:r>
-        <w:t>Esc</w:t>
-      </w:r>
-      <w:proofErr w:type="spellEnd"/>
-      <w:r>
-        <w:t>.</w:t>
+        <w:t>Обратное действие также работает: клик по ячейке (i, j) таблицы выделяет соответствующее ребро на холсте; клик по заголовку строки i или столбца j выделяет всю строку i (или весь столбец j) в таблице и вершину i (или j) вместе со всеми её исходящими или входящими рёбрами на холсте. Выделение сбрасывается кликом по пустому месту на холсте или нажатием клавиши Esc.</w:t>
       </w:r>
     </w:p>
     <w:p>
@@ -2598,23 +2460,7 @@
                 <w:sz w:val="22"/>
                 <w:szCs w:val="22"/>
               </w:rPr>
-              <w:t>Текущие значения трёх индексов алгоритма Флойда‑</w:t>
-            </w:r>
-            <w:proofErr w:type="spellStart"/>
-            <w:r>
-              <w:rPr>
-                <w:sz w:val="22"/>
-                <w:szCs w:val="22"/>
-              </w:rPr>
-              <w:t>Уоршалла</w:t>
-            </w:r>
-            <w:proofErr w:type="spellEnd"/>
-            <w:r>
-              <w:rPr>
-                <w:sz w:val="22"/>
-                <w:szCs w:val="22"/>
-              </w:rPr>
-              <w:t>: k — номер промежуточной вершины внешнего цикла; i — номер исходной вершины среднего цикла; j — номер целевой вершины внутреннего цикла. Индексы принимают значения от 0 до N–1.</w:t>
+              <w:t>Текущие значения трёх индексов алгоритма Флойда‑Уоршалла: k — номер промежуточной вершины внешнего цикла; i — номер исходной вершины среднего цикла; j — номер целевой вершины внутреннего цикла. Индексы принимают значения от 0 до N–1.</w:t>
             </w:r>
           </w:p>
         </w:tc>
@@ -2831,21 +2677,12 @@
             <w:pPr>
               <w:spacing w:line="276" w:lineRule="auto"/>
             </w:pPr>
-            <w:proofErr w:type="spellStart"/>
-            <w:r>
-              <w:rPr>
-                <w:sz w:val="22"/>
-                <w:szCs w:val="22"/>
-              </w:rPr>
-              <w:t>Человекочитаемая</w:t>
-            </w:r>
-            <w:proofErr w:type="spellEnd"/>
-            <w:r>
-              <w:rPr>
-                <w:sz w:val="22"/>
-                <w:szCs w:val="22"/>
-              </w:rPr>
-              <w:t xml:space="preserve"> формулировка действия, выполненного на текущем шаге.</w:t>
+            <w:r>
+              <w:rPr>
+                <w:sz w:val="22"/>
+                <w:szCs w:val="22"/>
+              </w:rPr>
+              <w:t>Человекочитаемая формулировка действия, выполненного на текущем шаге.</w:t>
             </w:r>
           </w:p>
         </w:tc>
@@ -2958,15 +2795,7 @@
         <w:t xml:space="preserve">Голубым цветом — </w:t>
       </w:r>
       <w:r>
-        <w:t>на холсте 2 подсвечиваются вершины i, j, k и рёбра (i, j), (i, k), (k, j), если они существуют (то есть их вес отличен от «</w:t>
-      </w:r>
-      <w:proofErr w:type="spellStart"/>
-      <w:r>
-        <w:t>inf</w:t>
-      </w:r>
-      <w:proofErr w:type="spellEnd"/>
-      <w:r>
-        <w:t>»). Вершина k — промежуточная вершина текущей итерации — выделяется особо (например, более насыщенным цветом или увеличенным размером).</w:t>
+        <w:t>на холсте 2 подсвечиваются вершины i, j, k и рёбра (i, j), (i, k), (k, j), если они существуют (то есть их вес отличен от «inf»). Вершина k — промежуточная вершина текущей итерации — выделяется особо (например, более насыщенным цветом или увеличенным размером).</w:t>
       </w:r>
     </w:p>
     <w:p>
@@ -3063,15 +2892,7 @@
         <w:jc w:val="both"/>
       </w:pPr>
       <w:r>
-        <w:t>При добавлении новой вершины все её рёбра по умолчанию отсутствуют: в таблице 1 новые ячейки (кроме диагональной) заполняются значением «</w:t>
-      </w:r>
-      <w:proofErr w:type="spellStart"/>
-      <w:r>
-        <w:t>inf</w:t>
-      </w:r>
-      <w:proofErr w:type="spellEnd"/>
-      <w:r>
-        <w:t>». Диагональная ячейка (i, i) всегда равна 0. Пользователь может вручную задать веса рёбер для новой вершины, отредактировав соответствующие ячейки таблицы 1.</w:t>
+        <w:t>При добавлении новой вершины все её рёбра по умолчанию отсутствуют: в таблице 1 новые ячейки (кроме диагональной) заполняются значением «inf». Диагональная ячейка (i, i) всегда равна 0. Пользователь может вручную задать веса рёбер для новой вершины, отредактировав соответствующие ячейки таблицы 1.</w:t>
       </w:r>
     </w:p>
     <w:p>
@@ -3097,39 +2918,7 @@
         <w:jc w:val="both"/>
       </w:pPr>
       <w:r>
-        <w:t>На холсте 2 отображаются только те рёбра, вес которых на текущем шаге отличен от «</w:t>
-      </w:r>
-      <w:proofErr w:type="spellStart"/>
-      <w:r>
-        <w:t>inf</w:t>
-      </w:r>
-      <w:proofErr w:type="spellEnd"/>
-      <w:r>
-        <w:t>». Это означает, что если на каком-либо шаге алгоритма пара вершин остаётся недостижимой, ребро между ними на холсте 2 не рисуется. По мере выполнения алгоритма рёбра могут появляться (если ранее «</w:t>
-      </w:r>
-      <w:proofErr w:type="spellStart"/>
-      <w:r>
-        <w:t>inf</w:t>
-      </w:r>
-      <w:proofErr w:type="spellEnd"/>
-      <w:r>
-        <w:t>» заменяется числом) или исчезать (если ранее существовавшее ребро заменяется «</w:t>
-      </w:r>
-      <w:proofErr w:type="spellStart"/>
-      <w:r>
-        <w:t>inf</w:t>
-      </w:r>
-      <w:proofErr w:type="spellEnd"/>
-      <w:r>
-        <w:t>», что в алгоритме Флойда‑</w:t>
-      </w:r>
-      <w:proofErr w:type="spellStart"/>
-      <w:r>
-        <w:t>Уоршалла</w:t>
-      </w:r>
-      <w:proofErr w:type="spellEnd"/>
-      <w:r>
-        <w:t xml:space="preserve"> не происходит, но предусмотрено для общности).</w:t>
+        <w:t>На холсте 2 отображаются только те рёбра, вес которых на текущем шаге отличен от «inf». Это означает, что если на каком-либо шаге алгоритма пара вершин остаётся недостижимой, ребро между ними на холсте 2 не рисуется. По мере выполнения алгоритма рёбра могут появляться (если ранее «inf» заменяется числом) или исчезать (если ранее существовавшее ребро заменяется «inf», что в алгоритме Флойда‑Уоршалла не происходит, но предусмотрено для общности).</w:t>
       </w:r>
     </w:p>
     <w:p>
@@ -3581,23 +3370,7 @@
                 <w:sz w:val="22"/>
                 <w:szCs w:val="22"/>
               </w:rPr>
-              <w:t xml:space="preserve">Алгоритм начинает выполняться автоматически с текущего шага со скоростью, заданной множителем </w:t>
-            </w:r>
-            <w:proofErr w:type="spellStart"/>
-            <w:r>
-              <w:rPr>
-                <w:sz w:val="22"/>
-                <w:szCs w:val="22"/>
-              </w:rPr>
-              <w:t>kx</w:t>
-            </w:r>
-            <w:proofErr w:type="spellEnd"/>
-            <w:r>
-              <w:rPr>
-                <w:sz w:val="22"/>
-                <w:szCs w:val="22"/>
-              </w:rPr>
-              <w:t>. Кнопка меняет надпись на «Пауза».</w:t>
+              <w:t>Алгоритм начинает выполняться автоматически с текущего шага со скоростью, заданной множителем kx. Кнопка меняет надпись на «Пауза».</w:t>
             </w:r>
           </w:p>
         </w:tc>
@@ -3865,23 +3638,7 @@
                 <w:sz w:val="22"/>
                 <w:szCs w:val="22"/>
               </w:rPr>
-              <w:t xml:space="preserve">Выпадающий список «Скорость </w:t>
-            </w:r>
-            <w:proofErr w:type="spellStart"/>
-            <w:r>
-              <w:rPr>
-                <w:sz w:val="22"/>
-                <w:szCs w:val="22"/>
-              </w:rPr>
-              <w:t>kx</w:t>
-            </w:r>
-            <w:proofErr w:type="spellEnd"/>
-            <w:r>
-              <w:rPr>
-                <w:sz w:val="22"/>
-                <w:szCs w:val="22"/>
-              </w:rPr>
-              <w:t>»</w:t>
+              <w:t>Выпадающий список «Скорость kx»</w:t>
             </w:r>
           </w:p>
         </w:tc>
@@ -4098,23 +3855,7 @@
                 <w:sz w:val="22"/>
                 <w:szCs w:val="22"/>
               </w:rPr>
-              <w:t>В граф добавляется новая вершина с номером N. В таблицах 1 и 2 добавляются строка и столбец со значениями «</w:t>
-            </w:r>
-            <w:proofErr w:type="spellStart"/>
-            <w:r>
-              <w:rPr>
-                <w:sz w:val="22"/>
-                <w:szCs w:val="22"/>
-              </w:rPr>
-              <w:t>inf</w:t>
-            </w:r>
-            <w:proofErr w:type="spellEnd"/>
-            <w:r>
-              <w:rPr>
-                <w:sz w:val="22"/>
-                <w:szCs w:val="22"/>
-              </w:rPr>
-              <w:t>» (диагональ — 0). Холст 1 перерисовывается. Если алгоритм был запущен — он сбрасывается.</w:t>
+              <w:t>В граф добавляется новая вершина с номером N. В таблицах 1 и 2 добавляются строка и столбец со значениями «inf» (диагональ — 0). Холст 1 перерисовывается. Если алгоритм был запущен — он сбрасывается.</w:t>
             </w:r>
           </w:p>
         </w:tc>
@@ -4405,23 +4146,7 @@
                 <w:sz w:val="22"/>
                 <w:szCs w:val="22"/>
               </w:rPr>
-              <w:t>Открывается диалог выбора файла. Текущая матрица из таблицы 2 сохраняется в выбранный CSV-файл; логи программы сохраняются в отдельный текстовый файл с тем же именем и расширением .</w:t>
-            </w:r>
-            <w:proofErr w:type="spellStart"/>
-            <w:r>
-              <w:rPr>
-                <w:sz w:val="22"/>
-                <w:szCs w:val="22"/>
-              </w:rPr>
-              <w:t>txt</w:t>
-            </w:r>
-            <w:proofErr w:type="spellEnd"/>
-            <w:r>
-              <w:rPr>
-                <w:sz w:val="22"/>
-                <w:szCs w:val="22"/>
-              </w:rPr>
-              <w:t>.</w:t>
+              <w:t>Открывается диалог выбора файла. Текущая матрица из таблицы 2 сохраняется в выбранный CSV-файл; логи программы сохраняются в отдельный текстовый файл с тем же именем и расширением .txt.</w:t>
             </w:r>
           </w:p>
         </w:tc>
@@ -5077,23 +4802,7 @@
                 <w:sz w:val="22"/>
                 <w:szCs w:val="22"/>
               </w:rPr>
-              <w:t xml:space="preserve">Клик левой кнопкой мыши по пустому месту на холсте или клавиша </w:t>
-            </w:r>
-            <w:proofErr w:type="spellStart"/>
-            <w:r>
-              <w:rPr>
-                <w:sz w:val="22"/>
-                <w:szCs w:val="22"/>
-              </w:rPr>
-              <w:t>Esc</w:t>
-            </w:r>
-            <w:proofErr w:type="spellEnd"/>
-            <w:r>
-              <w:rPr>
-                <w:sz w:val="22"/>
-                <w:szCs w:val="22"/>
-              </w:rPr>
-              <w:t xml:space="preserve"> на клавиатуре</w:t>
+              <w:t>Клик левой кнопкой мыши по пустому месту на холсте или клавиша Esc на клавиатуре</w:t>
             </w:r>
           </w:p>
         </w:tc>
@@ -5169,23 +4878,7 @@
         <w:jc w:val="both"/>
       </w:pPr>
       <w:r>
-        <w:t xml:space="preserve">Матрица кратчайших расстояний сохраняется в текстовый файл в формате CSV согласно стандартам RFC 7111 и RFC 4180. Файл содержит N строк по N значений в каждой; значения разделены запятыми; дробная часть </w:t>
-      </w:r>
-      <w:proofErr w:type="spellStart"/>
-      <w:r>
-        <w:t>отделяается</w:t>
-      </w:r>
-      <w:proofErr w:type="spellEnd"/>
-      <w:r>
-        <w:t xml:space="preserve"> точкой. Недостижимые пары вершин записываются как «</w:t>
-      </w:r>
-      <w:proofErr w:type="spellStart"/>
-      <w:r>
-        <w:t>inf</w:t>
-      </w:r>
-      <w:proofErr w:type="spellEnd"/>
-      <w:r>
-        <w:t>». Кодировка файла — UTF-8 без BOM; перевод строки — LF или CRLF.</w:t>
+        <w:t>Матрица кратчайших расстояний сохраняется в текстовый файл в формате CSV согласно стандартам RFC 7111 и RFC 4180. Файл содержит N строк по N значений в каждой; значения разделены запятыми; дробная часть отделяается точкой. Недостижимые пары вершин записываются как «inf». Кодировка файла — UTF-8 без BOM; перевод строки — LF или CRLF.</w:t>
       </w:r>
     </w:p>
     <w:p>
@@ -5269,15 +4962,7 @@
         <w:jc w:val="both"/>
       </w:pPr>
       <w:r>
-        <w:t>Здесь, например, значение «5» в первой строке означает, что кратчайшее расстояние от вершины 0 до вершины 1 равно 5; значение «</w:t>
-      </w:r>
-      <w:proofErr w:type="spellStart"/>
-      <w:r>
-        <w:t>inf</w:t>
-      </w:r>
-      <w:proofErr w:type="spellEnd"/>
-      <w:r>
-        <w:t>» — что вершина 2 недостижима из вершины 0.</w:t>
+        <w:t>Здесь, например, значение «5» в первой строке означает, что кратчайшее расстояние от вершины 0 до вершины 1 равно 5; значение «inf» — что вершина 2 недостижима из вершины 0.</w:t>
       </w:r>
     </w:p>
     <w:p>
@@ -6782,23 +6467,7 @@
                 <w:sz w:val="22"/>
                 <w:szCs w:val="22"/>
               </w:rPr>
-              <w:t xml:space="preserve">При выборе нового значения в «Скорость </w:t>
-            </w:r>
-            <w:proofErr w:type="spellStart"/>
-            <w:r>
-              <w:rPr>
-                <w:sz w:val="22"/>
-                <w:szCs w:val="22"/>
-              </w:rPr>
-              <w:t>kx</w:t>
-            </w:r>
-            <w:proofErr w:type="spellEnd"/>
-            <w:r>
-              <w:rPr>
-                <w:sz w:val="22"/>
-                <w:szCs w:val="22"/>
-              </w:rPr>
-              <w:t>».</w:t>
+              <w:t>При выборе нового значения в «Скорость kx».</w:t>
             </w:r>
           </w:p>
         </w:tc>
@@ -6924,15 +6593,7 @@
         <w:jc w:val="both"/>
       </w:pPr>
       <w:r>
-        <w:t>По завершении алгоритма таблица 2 содержит итоговую матрицу кратчайших расстояний: в ячейке (i, j) находится длина кратчайшего пути из вершины i в вершину j либо «</w:t>
-      </w:r>
-      <w:proofErr w:type="spellStart"/>
-      <w:r>
-        <w:t>inf</w:t>
-      </w:r>
-      <w:proofErr w:type="spellEnd"/>
-      <w:r>
-        <w:t>», если вершина j недостижима из вершины i. Диагональные элементы равны 0.</w:t>
+        <w:t>По завершении алгоритма таблица 2 содержит итоговую матрицу кратчайших расстояний: в ячейке (i, j) находится длина кратчайшего пути из вершины i в вершину j либо «inf», если вершина j недостижима из вершины i. Диагональные элементы равны 0.</w:t>
       </w:r>
     </w:p>
     <w:p>
@@ -6958,15 +6619,7 @@
         <w:jc w:val="both"/>
       </w:pPr>
       <w:r>
-        <w:t>Холст 2 по завершении алгоритма отображает итоговый граф кратчайших путей: вершины и рёбра, веса которых отличны от «</w:t>
-      </w:r>
-      <w:proofErr w:type="spellStart"/>
-      <w:r>
-        <w:t>inf</w:t>
-      </w:r>
-      <w:proofErr w:type="spellEnd"/>
-      <w:r>
-        <w:t>». Текущие элементы алгоритма (если алгоритм не завершён) подсвечиваются голубым, как описано в разделе 1.2.5.</w:t>
+        <w:t>Холст 2 по завершении алгоритма отображает итоговый граф кратчайших путей: вершины и рёбра, веса которых отличны от «inf». Текущие элементы алгоритма (если алгоритм не завершён) подсвечиваются голубым, как описано в разделе 1.2.5.</w:t>
       </w:r>
     </w:p>
     <w:p>
@@ -6987,7 +6640,6 @@
           <w:b/>
           <w:bCs/>
           <w:color w:val="000000"/>
-          <w:lang w:val="en-US"/>
         </w:rPr>
         <w:t>4</w:t>
       </w:r>
@@ -6999,6 +6651,14 @@
         </w:rPr>
         <w:t xml:space="preserve"> Доп. требования</w:t>
       </w:r>
+      <w:r>
+        <w:rPr>
+          <w:b/>
+          <w:bCs/>
+          <w:color w:val="000000"/>
+        </w:rPr>
+        <w:t xml:space="preserve"> и уточнения</w:t>
+      </w:r>
     </w:p>
     <w:p>
       <w:pPr>
@@ -7091,6 +6751,93 @@
       </w:r>
       <w:r>
         <w:t>◦ если введено "k", то алгоритм выполняет все оставшиеся до конца шаги.</w:t>
+      </w:r>
+    </w:p>
+    <w:p>
+      <w:pPr>
+        <w:spacing w:after="80"/>
+        <w:jc w:val="both"/>
+      </w:pPr>
+      <w:r>
+        <w:t>- Добавить переключатель "фиксировать вершины" (по умолчанию неактивный), при включении которого движение вершин становится невозможным.</w:t>
+      </w:r>
+    </w:p>
+    <w:p>
+      <w:pPr>
+        <w:spacing w:after="80"/>
+        <w:jc w:val="both"/>
+      </w:pPr>
+      <w:r>
+        <w:t>- Снимать подсветку не только по клику по пустому месту на холсте, но и по пустому месту в области матрицы.</w:t>
+      </w:r>
+    </w:p>
+    <w:p>
+      <w:pPr>
+        <w:spacing w:after="80"/>
+        <w:jc w:val="both"/>
+      </w:pPr>
+      <w:r>
+        <w:t xml:space="preserve">- В панели логов выводить лог </w:t>
+      </w:r>
+      <w:r>
+        <w:t>выполнения</w:t>
+      </w:r>
+      <w:r>
+        <w:t xml:space="preserve"> N шагов, а именно:</w:t>
+      </w:r>
+    </w:p>
+    <w:p>
+      <w:pPr>
+        <w:spacing w:after="80"/>
+        <w:jc w:val="both"/>
+      </w:pPr>
+      <w:r>
+        <w:rPr>
+          <w:rFonts w:ascii="MS Mincho" w:eastAsia="MS Mincho" w:hAnsi="MS Mincho" w:cs="MS Mincho" w:hint="eastAsia"/>
+        </w:rPr>
+        <w:t xml:space="preserve">　</w:t>
+      </w:r>
+      <w:r>
+        <w:t>◦ "Шаг N: выполнение ... шаг(ов)" (... — указанное в поле значение);</w:t>
+      </w:r>
+    </w:p>
+    <w:p>
+      <w:pPr>
+        <w:spacing w:after="80"/>
+        <w:jc w:val="both"/>
+      </w:pPr>
+      <w:r>
+        <w:rPr>
+          <w:rFonts w:ascii="MS Mincho" w:eastAsia="MS Mincho" w:hAnsi="MS Mincho" w:cs="MS Mincho" w:hint="eastAsia"/>
+        </w:rPr>
+        <w:t xml:space="preserve">　</w:t>
+      </w:r>
+      <w:r>
+        <w:t>◦ далее запись для каждого шага;</w:t>
+      </w:r>
+    </w:p>
+    <w:p>
+      <w:pPr>
+        <w:spacing w:after="80"/>
+        <w:jc w:val="both"/>
+      </w:pPr>
+      <w:r>
+        <w:rPr>
+          <w:rFonts w:ascii="MS Mincho" w:eastAsia="MS Mincho" w:hAnsi="MS Mincho" w:cs="MS Mincho" w:hint="eastAsia"/>
+        </w:rPr>
+        <w:t xml:space="preserve">　</w:t>
+      </w:r>
+      <w:r>
+        <w:t>◦ далее "Выполнено ... шаг(ов)" (... — сколько реально шагов было выполнено).</w:t>
+      </w:r>
+    </w:p>
+    <w:p>
+      <w:pPr>
+        <w:spacing w:after="80"/>
+        <w:jc w:val="both"/>
+      </w:pPr>
+      <w:r>
+        <w:t>- Высоту поля описания текущего шага чуть увеличить, чтобы текст влезал, когда происходит обновление.</w:t>
       </w:r>
     </w:p>
     <w:p>
@@ -7720,15 +7467,7 @@
         <w:jc w:val="both"/>
       </w:pPr>
       <w:r>
-        <w:t>Прототип демонстрирует базовую работу алгоритма и графического интерфейса: пользователь вводит граф в таблицу 1 вручную, программа выполняет алгоритм Флойда‑</w:t>
-      </w:r>
-      <w:proofErr w:type="spellStart"/>
-      <w:r>
-        <w:t>Уоршалла</w:t>
-      </w:r>
-      <w:proofErr w:type="spellEnd"/>
-      <w:r>
-        <w:t xml:space="preserve"> до конца и выводит готовый результат — итоговую матрицу кратчайших расстояний в таблице 2 и итоговый граф кратчайших путей на холсте 2. Пошаговое выполнение алгоритма в прототипе не поддерживается.</w:t>
+        <w:t>Прототип демонстрирует базовую работу алгоритма и графического интерфейса: пользователь вводит граф в таблицу 1 вручную, программа выполняет алгоритм Флойда‑Уоршалла до конца и выводит готовый результат — итоговую матрицу кратчайших расстояний в таблице 2 и итоговый граф кратчайших путей на холсте 2. Пошаговое выполнение алгоритма в прототипе не поддерживается.</w:t>
       </w:r>
     </w:p>
     <w:p>
@@ -7748,15 +7487,7 @@
         <w:jc w:val="both"/>
       </w:pPr>
       <w:r>
-        <w:t xml:space="preserve">Неактивные кнопки: «Шаг вперёд», «Шаг назад», «Шаг N», «Скорость </w:t>
-      </w:r>
-      <w:proofErr w:type="spellStart"/>
-      <w:r>
-        <w:t>kx</w:t>
-      </w:r>
-      <w:proofErr w:type="spellEnd"/>
-      <w:r>
-        <w:t>», «Ввод из файла», «Сохранение». Эти кнопки отображаются на панели, но нажатие на них не приводит ни к какому результату.</w:t>
+        <w:t>Неактивные кнопки: «Шаг вперёд», «Шаг назад», «Шаг N», «Скорость kx», «Ввод из файла», «Сохранение». Эти кнопки отображаются на панели, но нажатие на них не приводит ни к какому результату.</w:t>
       </w:r>
     </w:p>
     <w:p>
@@ -7822,15 +7553,7 @@
         <w:jc w:val="both"/>
       </w:pPr>
       <w:r>
-        <w:t>Выполнение одного шага. Пользователь нажимает кнопку «Шаг вперёд». Программа переходит в состояние «Алгоритм на паузе» и выполняет одну итерацию циклов (k, i, j) алгоритма Флойда‑</w:t>
-      </w:r>
-      <w:proofErr w:type="spellStart"/>
-      <w:r>
-        <w:t>Уоршалла</w:t>
-      </w:r>
-      <w:proofErr w:type="spellEnd"/>
-      <w:r>
-        <w:t>. Конкретно: программа берёт текущие значения индексов k, i, j (начиная с k=0, i=0, j=0), сравнивает значение D[i][j] с суммой D[i][k] + D[k][j]; если сумма меньше — ячейка D[i][j] обновляется. После этого:</w:t>
+        <w:t>Выполнение одного шага. Пользователь нажимает кнопку «Шаг вперёд». Программа переходит в состояние «Алгоритм на паузе» и выполняет одну итерацию циклов (k, i, j) алгоритма Флойда‑Уоршалла. Конкретно: программа берёт текущие значения индексов k, i, j (начиная с k=0, i=0, j=0), сравнивает значение D[i][j] с суммой D[i][k] + D[k][j]; если сумма меньше — ячейка D[i][j] обновляется. После этого:</w:t>
       </w:r>
     </w:p>
     <w:p>
@@ -7876,15 +7599,7 @@
         <w:jc w:val="both"/>
       </w:pPr>
       <w:r>
-        <w:t xml:space="preserve">Автоматическое выполнение. Пользователь может нажать кнопку «Пуск / Пауза» — алгоритм начнёт выполняться автоматически со скоростью, заданной множителем </w:t>
-      </w:r>
-      <w:proofErr w:type="spellStart"/>
-      <w:r>
-        <w:t>kx</w:t>
-      </w:r>
-      <w:proofErr w:type="spellEnd"/>
-      <w:r>
-        <w:t xml:space="preserve"> (по умолчанию 1x — один шаг в секунду). На каждом шаге выполняются те же действия, что и при одиночном шаге. Повторное нажатие «Пуск / Пауза» останавливает выполнение; текущий шаг сохраняется. Кнопка «Шаг N» выполняет N шагов подряд без остановок (но без анимации — результат отображается только после завершения всех N шагов).</w:t>
+        <w:t>Автоматическое выполнение. Пользователь может нажать кнопку «Пуск / Пауза» — алгоритм начнёт выполняться автоматически со скоростью, заданной множителем kx (по умолчанию 1x — один шаг в секунду). На каждом шаге выполняются те же действия, что и при одиночном шаге. Повторное нажатие «Пуск / Пауза» останавливает выполнение; текущий шаг сохраняется. Кнопка «Шаг N» выполняет N шагов подряд без остановок (но без анимации — результат отображается только после завершения всех N шагов).</w:t>
       </w:r>
     </w:p>
     <w:p>
@@ -7894,15 +7609,7 @@
         <w:jc w:val="both"/>
       </w:pPr>
       <w:r>
-        <w:t xml:space="preserve">Завершение алгоритма. Когда индексы k, i, j доходят до последних значений (k = N–1, i = N–1, j = N–1), алгоритм считается завершённым. Программа переходит в состояние «Алгоритм завершён». Таблица 2 содержит итоговую матрицу кратчайших расстояний; холст 2 отображает итоговый граф кратчайших путей (только рёбра с весом ≠ </w:t>
-      </w:r>
-      <w:proofErr w:type="spellStart"/>
-      <w:r>
-        <w:t>inf</w:t>
-      </w:r>
-      <w:proofErr w:type="spellEnd"/>
-      <w:r>
-        <w:t>). Кнопки «Шаг вперёд», «Пуск / Пауза», «Шаг N» становятся неактивными; кнопка «Шаг назад» остаётся неактивной до версии 2. Пользователь может нажать «Сброс» (алгоритм возвращается в исходное состояние) или «Сохранение» (открывается диалог выбора файла; итоговая матрица сохраняется в CSV, логи — в текстовый файл).</w:t>
+        <w:t>Завершение алгоритма. Когда индексы k, i, j доходят до последних значений (k = N–1, i = N–1, j = N–1), алгоритм считается завершённым. Программа переходит в состояние «Алгоритм завершён». Таблица 2 содержит итоговую матрицу кратчайших расстояний; холст 2 отображает итоговый граф кратчайших путей (только рёбра с весом ≠ inf). Кнопки «Шаг вперёд», «Пуск / Пауза», «Шаг N» становятся неактивными; кнопка «Шаг назад» остаётся неактивной до версии 2. Пользователь может нажать «Сброс» (алгоритм возвращается в исходное состояние) или «Сохранение» (открывается диалог выбора файла; итоговая матрица сохраняется в CSV, логи — в текстовый файл).</w:t>
       </w:r>
     </w:p>
     <w:p>
@@ -8023,15 +7730,7 @@
         <w:ind w:left="567" w:hanging="283"/>
       </w:pPr>
       <w:r>
-        <w:t>•  Реализация алгоритма Флойда‑</w:t>
-      </w:r>
-      <w:proofErr w:type="spellStart"/>
-      <w:r>
-        <w:t>Уоршалла</w:t>
-      </w:r>
-      <w:proofErr w:type="spellEnd"/>
-      <w:r>
-        <w:t xml:space="preserve"> с пошаговым выполнением.</w:t>
+        <w:t>•  Реализация алгоритма Флойда‑Уоршалла с пошаговым выполнением.</w:t>
       </w:r>
     </w:p>
     <w:p>
@@ -8092,15 +7791,7 @@
         <w:ind w:left="567" w:hanging="283"/>
       </w:pPr>
       <w:r>
-        <w:t xml:space="preserve">•  Написать </w:t>
-      </w:r>
-      <w:proofErr w:type="spellStart"/>
-      <w:r>
-        <w:t>unit</w:t>
-      </w:r>
-      <w:proofErr w:type="spellEnd"/>
-      <w:r>
-        <w:t>-тесты на модуль загрузки и сохранения CSV.</w:t>
+        <w:t>•  Написать unit-тесты на модуль загрузки и сохранения CSV.</w:t>
       </w:r>
     </w:p>
     <w:p>
@@ -8800,7 +8491,6 @@
   <w:style w:type="character" w:default="1" w:styleId="a0">
     <w:name w:val="Default Paragraph Font"/>
     <w:uiPriority w:val="1"/>
-    <w:semiHidden/>
     <w:unhideWhenUsed/>
   </w:style>
   <w:style w:type="table" w:default="1" w:styleId="a1">
